--- a/practice_1/PR1_Kalinin_RPA_Interface.docx
+++ b/practice_1/PR1_Kalinin_RPA_Interface.docx
@@ -68,7 +68,7 @@
                           </pic:cNvPicPr>
                         </pic:nvPicPr>
                         <pic:blipFill>
-                          <a:blip r:embed="rId4"/>
+                          <a:blip r:embed="rId5"/>
                           <a:stretch/>
                         </pic:blipFill>
                         <pic:spPr bwMode="auto">
@@ -481,7 +481,6 @@
           <w:rFonts w:ascii="Times New Roman" w:eastAsia="Calibri" w:hAnsi="Times New Roman" w:cs="Times New Roman"/>
           <w:sz w:val="28"/>
           <w:szCs w:val="28"/>
-          <w:lang w:val="en-US"/>
         </w:rPr>
       </w:pPr>
       <w:r>
@@ -501,7 +500,6 @@
           <w:bCs/>
           <w:sz w:val="28"/>
           <w:szCs w:val="28"/>
-          <w:lang w:val="en-US"/>
         </w:rPr>
         <w:t>:</w:t>
       </w:r>
@@ -510,7 +508,6 @@
           <w:rFonts w:ascii="Times New Roman" w:eastAsia="Calibri" w:hAnsi="Times New Roman" w:cs="Times New Roman"/>
           <w:sz w:val="28"/>
           <w:szCs w:val="28"/>
-          <w:lang w:val="en-US"/>
         </w:rPr>
         <w:t xml:space="preserve"> 11</w:t>
       </w:r>
@@ -652,7 +649,6 @@
           <w:rFonts w:ascii="Times New Roman" w:eastAsia="Calibri" w:hAnsi="Times New Roman" w:cs="Times New Roman"/>
           <w:sz w:val="28"/>
           <w:szCs w:val="28"/>
-          <w:lang w:val="en-US"/>
         </w:rPr>
         <w:t xml:space="preserve"> </w:t>
       </w:r>
@@ -865,17 +861,11 @@
     <w:p>
       <w:pPr>
         <w:spacing w:after="0"/>
-        <w:rPr>
-          <w:lang w:val="en-US"/>
-        </w:rPr>
       </w:pPr>
       <w:r>
         <w:t>Главная страница</w:t>
       </w:r>
       <w:r>
-        <w:rPr>
-          <w:lang w:val="en-US"/>
-        </w:rPr>
         <w:t>:</w:t>
       </w:r>
     </w:p>
@@ -888,6 +878,7 @@
       </w:pPr>
       <w:r>
         <w:rPr>
+          <w:noProof/>
           <w:lang w:val="en-US"/>
         </w:rPr>
         <w:drawing>
@@ -895,79 +886,6 @@
             <wp:extent cx="5940425" cy="3204210"/>
             <wp:effectExtent l="0" t="0" r="3175" b="0"/>
             <wp:docPr id="1" name="Picture 1"/>
-            <wp:cNvGraphicFramePr>
-              <a:graphicFrameLocks xmlns:a="http://schemas.openxmlformats.org/drawingml/2006/main" noChangeAspect="1"/>
-            </wp:cNvGraphicFramePr>
-            <a:graphic xmlns:a="http://schemas.openxmlformats.org/drawingml/2006/main">
-              <a:graphicData uri="http://schemas.openxmlformats.org/drawingml/2006/picture">
-                <pic:pic xmlns:pic="http://schemas.openxmlformats.org/drawingml/2006/picture">
-                  <pic:nvPicPr>
-                    <pic:cNvPr id="1" name=""/>
-                    <pic:cNvPicPr/>
-                  </pic:nvPicPr>
-                  <pic:blipFill>
-                    <a:blip r:embed="rId5"/>
-                    <a:stretch>
-                      <a:fillRect/>
-                    </a:stretch>
-                  </pic:blipFill>
-                  <pic:spPr>
-                    <a:xfrm>
-                      <a:off x="0" y="0"/>
-                      <a:ext cx="5940425" cy="3204210"/>
-                    </a:xfrm>
-                    <a:prstGeom prst="rect">
-                      <a:avLst/>
-                    </a:prstGeom>
-                  </pic:spPr>
-                </pic:pic>
-              </a:graphicData>
-            </a:graphic>
-          </wp:inline>
-        </w:drawing>
-      </w:r>
-    </w:p>
-    <w:p>
-      <w:pPr>
-        <w:spacing w:after="0"/>
-        <w:rPr>
-          <w:lang w:val="en-US"/>
-        </w:rPr>
-      </w:pPr>
-    </w:p>
-    <w:p>
-      <w:pPr>
-        <w:spacing w:after="0"/>
-        <w:rPr>
-          <w:lang w:val="en-US"/>
-        </w:rPr>
-      </w:pPr>
-      <w:r>
-        <w:t>Страница с новым проектом</w:t>
-      </w:r>
-      <w:r>
-        <w:rPr>
-          <w:lang w:val="en-US"/>
-        </w:rPr>
-        <w:t>:</w:t>
-      </w:r>
-    </w:p>
-    <w:p>
-      <w:pPr>
-        <w:spacing w:after="0"/>
-        <w:rPr>
-          <w:lang w:val="en-US"/>
-        </w:rPr>
-      </w:pPr>
-      <w:r>
-        <w:rPr>
-          <w:lang w:val="en-US"/>
-        </w:rPr>
-        <w:drawing>
-          <wp:inline distT="0" distB="0" distL="0" distR="0" wp14:anchorId="14E31136" wp14:editId="56351DDB">
-            <wp:extent cx="5940425" cy="3192780"/>
-            <wp:effectExtent l="0" t="0" r="3175" b="7620"/>
-            <wp:docPr id="15" name="Picture 15"/>
             <wp:cNvGraphicFramePr>
               <a:graphicFrameLocks xmlns:a="http://schemas.openxmlformats.org/drawingml/2006/main" noChangeAspect="1"/>
             </wp:cNvGraphicFramePr>
@@ -987,7 +905,7 @@
                   <pic:spPr>
                     <a:xfrm>
                       <a:off x="0" y="0"/>
-                      <a:ext cx="5940425" cy="3192780"/>
+                      <a:ext cx="5940425" cy="3204210"/>
                     </a:xfrm>
                     <a:prstGeom prst="rect">
                       <a:avLst/>
@@ -1015,35 +933,13 @@
           <w:lang w:val="en-US"/>
         </w:rPr>
       </w:pPr>
-    </w:p>
-    <w:p>
-      <w:pPr>
-        <w:spacing w:after="0"/>
-        <w:rPr>
-          <w:lang w:val="en-US"/>
-        </w:rPr>
-      </w:pPr>
-    </w:p>
-    <w:p>
-      <w:pPr>
-        <w:spacing w:after="0"/>
-        <w:rPr>
-          <w:lang w:val="en-US"/>
-        </w:rPr>
-      </w:pPr>
-    </w:p>
-    <w:p>
-      <w:pPr>
-        <w:spacing w:after="0"/>
-        <w:rPr>
-          <w:lang w:val="en-US"/>
-        </w:rPr>
-      </w:pPr>
-      <w:r>
-        <w:lastRenderedPageBreak/>
-        <w:t>Проект был сохранен на рабочий стол</w:t>
-      </w:r>
-      <w:r>
+      <w:r>
+        <w:t>Страница с новым проектом</w:t>
+      </w:r>
+      <w:r>
+        <w:rPr>
+          <w:lang w:val="en-US"/>
+        </w:rPr>
         <w:t>:</w:t>
       </w:r>
     </w:p>
@@ -1056,13 +952,14 @@
       </w:pPr>
       <w:r>
         <w:rPr>
+          <w:noProof/>
           <w:lang w:val="en-US"/>
         </w:rPr>
         <w:drawing>
-          <wp:inline distT="0" distB="0" distL="0" distR="0" wp14:anchorId="20993DD4" wp14:editId="2281A022">
-            <wp:extent cx="5940425" cy="3185160"/>
-            <wp:effectExtent l="0" t="0" r="3175" b="0"/>
-            <wp:docPr id="16" name="Picture 16"/>
+          <wp:inline distT="0" distB="0" distL="0" distR="0" wp14:anchorId="14E31136" wp14:editId="56351DDB">
+            <wp:extent cx="5940425" cy="3192780"/>
+            <wp:effectExtent l="0" t="0" r="3175" b="7620"/>
+            <wp:docPr id="15" name="Picture 15"/>
             <wp:cNvGraphicFramePr>
               <a:graphicFrameLocks xmlns:a="http://schemas.openxmlformats.org/drawingml/2006/main" noChangeAspect="1"/>
             </wp:cNvGraphicFramePr>
@@ -1082,7 +979,7 @@
                   <pic:spPr>
                     <a:xfrm>
                       <a:off x="0" y="0"/>
-                      <a:ext cx="5940425" cy="3185160"/>
+                      <a:ext cx="5940425" cy="3192780"/>
                     </a:xfrm>
                     <a:prstGeom prst="rect">
                       <a:avLst/>
@@ -1098,22 +995,44 @@
     <w:p>
       <w:pPr>
         <w:spacing w:after="0"/>
-      </w:pPr>
-    </w:p>
-    <w:p>
-      <w:pPr>
-        <w:spacing w:after="0"/>
-        <w:rPr>
-          <w:lang w:val="en-US"/>
-        </w:rPr>
-      </w:pPr>
-      <w:r>
-        <w:t>Содержание папки с проектом</w:t>
-      </w:r>
-      <w:r>
-        <w:rPr>
-          <w:lang w:val="en-US"/>
-        </w:rPr>
+        <w:rPr>
+          <w:lang w:val="en-US"/>
+        </w:rPr>
+      </w:pPr>
+    </w:p>
+    <w:p>
+      <w:pPr>
+        <w:spacing w:after="0"/>
+        <w:rPr>
+          <w:lang w:val="en-US"/>
+        </w:rPr>
+      </w:pPr>
+    </w:p>
+    <w:p>
+      <w:pPr>
+        <w:spacing w:after="0"/>
+        <w:rPr>
+          <w:lang w:val="en-US"/>
+        </w:rPr>
+      </w:pPr>
+    </w:p>
+    <w:p>
+      <w:pPr>
+        <w:spacing w:after="0"/>
+        <w:rPr>
+          <w:lang w:val="en-US"/>
+        </w:rPr>
+      </w:pPr>
+    </w:p>
+    <w:p>
+      <w:pPr>
+        <w:spacing w:after="0"/>
+      </w:pPr>
+      <w:r>
+        <w:lastRenderedPageBreak/>
+        <w:t>Проект был сохранен на рабочий стол</w:t>
+      </w:r>
+      <w:r>
         <w:t>:</w:t>
       </w:r>
     </w:p>
@@ -1126,13 +1045,14 @@
       </w:pPr>
       <w:r>
         <w:rPr>
+          <w:noProof/>
           <w:lang w:val="en-US"/>
         </w:rPr>
         <w:drawing>
-          <wp:inline distT="0" distB="0" distL="0" distR="0" wp14:anchorId="74A3F128" wp14:editId="1558439A">
-            <wp:extent cx="5940425" cy="3201035"/>
+          <wp:inline distT="0" distB="0" distL="0" distR="0" wp14:anchorId="20993DD4" wp14:editId="2281A022">
+            <wp:extent cx="5940425" cy="3185160"/>
             <wp:effectExtent l="0" t="0" r="3175" b="0"/>
-            <wp:docPr id="17" name="Picture 17"/>
+            <wp:docPr id="16" name="Picture 16"/>
             <wp:cNvGraphicFramePr>
               <a:graphicFrameLocks xmlns:a="http://schemas.openxmlformats.org/drawingml/2006/main" noChangeAspect="1"/>
             </wp:cNvGraphicFramePr>
@@ -1152,7 +1072,7 @@
                   <pic:spPr>
                     <a:xfrm>
                       <a:off x="0" y="0"/>
-                      <a:ext cx="5940425" cy="3201035"/>
+                      <a:ext cx="5940425" cy="3185160"/>
                     </a:xfrm>
                     <a:prstGeom prst="rect">
                       <a:avLst/>
@@ -1167,26 +1087,23 @@
     </w:p>
     <w:p>
       <w:pPr>
-        <w:rPr>
-          <w:lang w:val="en-US"/>
-        </w:rPr>
-      </w:pPr>
-      <w:r>
-        <w:rPr>
-          <w:lang w:val="en-US"/>
-        </w:rPr>
-        <w:br w:type="page"/>
-      </w:r>
-    </w:p>
-    <w:p>
-      <w:pPr>
-        <w:spacing w:after="0"/>
-      </w:pPr>
-      <w:r>
-        <w:lastRenderedPageBreak/>
-        <w:t>Добавление относительного пути до файла</w:t>
-      </w:r>
-      <w:r>
+        <w:spacing w:after="0"/>
+      </w:pPr>
+    </w:p>
+    <w:p>
+      <w:pPr>
+        <w:spacing w:after="0"/>
+        <w:rPr>
+          <w:lang w:val="en-US"/>
+        </w:rPr>
+      </w:pPr>
+      <w:r>
+        <w:t>Содержание папки с проектом</w:t>
+      </w:r>
+      <w:r>
+        <w:rPr>
+          <w:lang w:val="en-US"/>
+        </w:rPr>
         <w:t>:</w:t>
       </w:r>
     </w:p>
@@ -1199,13 +1116,14 @@
       </w:pPr>
       <w:r>
         <w:rPr>
+          <w:noProof/>
           <w:lang w:val="en-US"/>
         </w:rPr>
         <w:drawing>
-          <wp:inline distT="0" distB="0" distL="0" distR="0" wp14:anchorId="3AB6C7C2" wp14:editId="36CB1AA3">
-            <wp:extent cx="5940425" cy="3192780"/>
-            <wp:effectExtent l="0" t="0" r="3175" b="7620"/>
-            <wp:docPr id="18" name="Picture 18"/>
+          <wp:inline distT="0" distB="0" distL="0" distR="0" wp14:anchorId="74A3F128" wp14:editId="1558439A">
+            <wp:extent cx="5940425" cy="3201035"/>
+            <wp:effectExtent l="0" t="0" r="3175" b="0"/>
+            <wp:docPr id="17" name="Picture 17"/>
             <wp:cNvGraphicFramePr>
               <a:graphicFrameLocks xmlns:a="http://schemas.openxmlformats.org/drawingml/2006/main" noChangeAspect="1"/>
             </wp:cNvGraphicFramePr>
@@ -1225,7 +1143,7 @@
                   <pic:spPr>
                     <a:xfrm>
                       <a:off x="0" y="0"/>
-                      <a:ext cx="5940425" cy="3192780"/>
+                      <a:ext cx="5940425" cy="3201035"/>
                     </a:xfrm>
                     <a:prstGeom prst="rect">
                       <a:avLst/>
@@ -1240,30 +1158,24 @@
     </w:p>
     <w:p>
       <w:pPr>
-        <w:spacing w:after="0"/>
-        <w:rPr>
-          <w:lang w:val="en-US"/>
-        </w:rPr>
-      </w:pPr>
-    </w:p>
-    <w:p>
-      <w:pPr>
-        <w:spacing w:after="0"/>
-        <w:rPr>
-          <w:lang w:val="en-US"/>
-        </w:rPr>
-      </w:pPr>
-      <w:r>
-        <w:t>Б</w:t>
-      </w:r>
-      <w:r>
-        <w:t>оков</w:t>
-      </w:r>
-      <w:r>
-        <w:t>ая</w:t>
-      </w:r>
-      <w:r>
-        <w:t xml:space="preserve"> панель управления проектами и процессами</w:t>
+        <w:rPr>
+          <w:lang w:val="en-US"/>
+        </w:rPr>
+      </w:pPr>
+      <w:r>
+        <w:rPr>
+          <w:lang w:val="en-US"/>
+        </w:rPr>
+        <w:br w:type="page"/>
+      </w:r>
+    </w:p>
+    <w:p>
+      <w:pPr>
+        <w:spacing w:after="0"/>
+      </w:pPr>
+      <w:r>
+        <w:lastRenderedPageBreak/>
+        <w:t>Добавление относительного пути до файла</w:t>
       </w:r>
       <w:r>
         <w:t>:</w:t>
@@ -1278,13 +1190,14 @@
       </w:pPr>
       <w:r>
         <w:rPr>
+          <w:noProof/>
           <w:lang w:val="en-US"/>
         </w:rPr>
         <w:drawing>
-          <wp:inline distT="0" distB="0" distL="0" distR="0" wp14:anchorId="2D01D686" wp14:editId="51F8CE40">
+          <wp:inline distT="0" distB="0" distL="0" distR="0" wp14:anchorId="3AB6C7C2" wp14:editId="36CB1AA3">
             <wp:extent cx="5940425" cy="3192780"/>
             <wp:effectExtent l="0" t="0" r="3175" b="7620"/>
-            <wp:docPr id="19" name="Picture 19"/>
+            <wp:docPr id="18" name="Picture 18"/>
             <wp:cNvGraphicFramePr>
               <a:graphicFrameLocks xmlns:a="http://schemas.openxmlformats.org/drawingml/2006/main" noChangeAspect="1"/>
             </wp:cNvGraphicFramePr>
@@ -1326,44 +1239,39 @@
       </w:pPr>
     </w:p>
     <w:p>
-      <w:r>
-        <w:br w:type="page"/>
-      </w:r>
-    </w:p>
-    <w:p>
-      <w:pPr>
-        <w:spacing w:after="0"/>
-        <w:rPr>
-          <w:lang w:val="en-US"/>
-        </w:rPr>
-      </w:pPr>
-      <w:r>
-        <w:lastRenderedPageBreak/>
-        <w:t>Удаление нового процесса</w:t>
-      </w:r>
-      <w:r>
-        <w:rPr>
-          <w:lang w:val="en-US"/>
-        </w:rPr>
-        <w:t>:</w:t>
-      </w:r>
-    </w:p>
-    <w:p>
-      <w:pPr>
-        <w:spacing w:after="0"/>
-        <w:rPr>
-          <w:lang w:val="en-US"/>
-        </w:rPr>
-      </w:pPr>
-      <w:r>
-        <w:rPr>
+      <w:pPr>
+        <w:spacing w:after="0"/>
+      </w:pPr>
+      <w:r>
+        <w:t>Б</w:t>
+      </w:r>
+      <w:r>
+        <w:t>оков</w:t>
+      </w:r>
+      <w:r>
+        <w:t>ая</w:t>
+      </w:r>
+      <w:r>
+        <w:t xml:space="preserve"> панель управления проектами и процессами:</w:t>
+      </w:r>
+    </w:p>
+    <w:p>
+      <w:pPr>
+        <w:spacing w:after="0"/>
+        <w:rPr>
+          <w:lang w:val="en-US"/>
+        </w:rPr>
+      </w:pPr>
+      <w:r>
+        <w:rPr>
+          <w:noProof/>
           <w:lang w:val="en-US"/>
         </w:rPr>
         <w:drawing>
-          <wp:inline distT="0" distB="0" distL="0" distR="0" wp14:anchorId="614EC8E0" wp14:editId="3BB7E31F">
+          <wp:inline distT="0" distB="0" distL="0" distR="0" wp14:anchorId="2D01D686" wp14:editId="51F8CE40">
             <wp:extent cx="5940425" cy="3192780"/>
             <wp:effectExtent l="0" t="0" r="3175" b="7620"/>
-            <wp:docPr id="20" name="Picture 20"/>
+            <wp:docPr id="19" name="Picture 19"/>
             <wp:cNvGraphicFramePr>
               <a:graphicFrameLocks xmlns:a="http://schemas.openxmlformats.org/drawingml/2006/main" noChangeAspect="1"/>
             </wp:cNvGraphicFramePr>
@@ -1405,19 +1313,25 @@
       </w:pPr>
     </w:p>
     <w:p>
-      <w:pPr>
-        <w:spacing w:after="0"/>
-        <w:rPr>
-          <w:lang w:val="en-US"/>
-        </w:rPr>
-      </w:pPr>
-      <w:r>
-        <w:t>Н</w:t>
-      </w:r>
-      <w:r>
-        <w:t>астройки студии и вспомогательные окна</w:t>
-      </w:r>
-      <w:r>
+      <w:r>
+        <w:br w:type="page"/>
+      </w:r>
+    </w:p>
+    <w:p>
+      <w:pPr>
+        <w:spacing w:after="0"/>
+        <w:rPr>
+          <w:lang w:val="en-US"/>
+        </w:rPr>
+      </w:pPr>
+      <w:r>
+        <w:lastRenderedPageBreak/>
+        <w:t>Удаление нового процесса</w:t>
+      </w:r>
+      <w:r>
+        <w:rPr>
+          <w:lang w:val="en-US"/>
+        </w:rPr>
         <w:t>:</w:t>
       </w:r>
     </w:p>
@@ -1430,13 +1344,14 @@
       </w:pPr>
       <w:r>
         <w:rPr>
+          <w:noProof/>
           <w:lang w:val="en-US"/>
         </w:rPr>
         <w:drawing>
-          <wp:inline distT="0" distB="0" distL="0" distR="0" wp14:anchorId="7E332B9B" wp14:editId="79D35A70">
+          <wp:inline distT="0" distB="0" distL="0" distR="0" wp14:anchorId="614EC8E0" wp14:editId="3BB7E31F">
             <wp:extent cx="5940425" cy="3192780"/>
             <wp:effectExtent l="0" t="0" r="3175" b="7620"/>
-            <wp:docPr id="21" name="Picture 21"/>
+            <wp:docPr id="20" name="Picture 20"/>
             <wp:cNvGraphicFramePr>
               <a:graphicFrameLocks xmlns:a="http://schemas.openxmlformats.org/drawingml/2006/main" noChangeAspect="1"/>
             </wp:cNvGraphicFramePr>
@@ -1471,57 +1386,40 @@
     </w:p>
     <w:p>
       <w:pPr>
-        <w:rPr>
-          <w:lang w:val="en-US"/>
-        </w:rPr>
-      </w:pPr>
-      <w:r>
-        <w:rPr>
-          <w:lang w:val="en-US"/>
-        </w:rPr>
-        <w:br w:type="page"/>
-      </w:r>
-    </w:p>
-    <w:p>
-      <w:pPr>
-        <w:spacing w:after="0"/>
-      </w:pPr>
-      <w:r>
-        <w:lastRenderedPageBreak/>
-        <w:t xml:space="preserve">Окно для редактирования </w:t>
-      </w:r>
-      <w:r>
-        <w:rPr>
-          <w:lang w:val="en-US"/>
-        </w:rPr>
-        <w:t>Pyhton</w:t>
-      </w:r>
-      <w:r>
-        <w:t>-</w:t>
-      </w:r>
-      <w:r>
-        <w:t>кода</w:t>
-      </w:r>
-      <w:r>
-        <w:t>:</w:t>
-      </w:r>
-    </w:p>
-    <w:p>
-      <w:pPr>
-        <w:spacing w:after="0"/>
-        <w:rPr>
-          <w:lang w:val="en-US"/>
-        </w:rPr>
-      </w:pPr>
-      <w:r>
-        <w:rPr>
+        <w:spacing w:after="0"/>
+        <w:rPr>
+          <w:lang w:val="en-US"/>
+        </w:rPr>
+      </w:pPr>
+    </w:p>
+    <w:p>
+      <w:pPr>
+        <w:spacing w:after="0"/>
+      </w:pPr>
+      <w:r>
+        <w:t>Н</w:t>
+      </w:r>
+      <w:r>
+        <w:t>астройки студии и вспомогательные окна:</w:t>
+      </w:r>
+    </w:p>
+    <w:p>
+      <w:pPr>
+        <w:spacing w:after="0"/>
+        <w:rPr>
+          <w:lang w:val="en-US"/>
+        </w:rPr>
+      </w:pPr>
+      <w:r>
+        <w:rPr>
+          <w:noProof/>
           <w:lang w:val="en-US"/>
         </w:rPr>
         <w:drawing>
-          <wp:inline distT="0" distB="0" distL="0" distR="0" wp14:anchorId="35940ADD" wp14:editId="5ADA5685">
+          <wp:inline distT="0" distB="0" distL="0" distR="0" wp14:anchorId="7E332B9B" wp14:editId="79D35A70">
             <wp:extent cx="5940425" cy="3192780"/>
             <wp:effectExtent l="0" t="0" r="3175" b="7620"/>
-            <wp:docPr id="22" name="Picture 22"/>
+            <wp:docPr id="21" name="Picture 21"/>
             <wp:cNvGraphicFramePr>
               <a:graphicFrameLocks xmlns:a="http://schemas.openxmlformats.org/drawingml/2006/main" noChangeAspect="1"/>
             </wp:cNvGraphicFramePr>
@@ -1556,26 +1454,38 @@
     </w:p>
     <w:p>
       <w:pPr>
-        <w:spacing w:after="0"/>
-        <w:rPr>
-          <w:lang w:val="en-US"/>
-        </w:rPr>
-      </w:pPr>
-    </w:p>
-    <w:p>
-      <w:pPr>
-        <w:spacing w:after="0"/>
-        <w:rPr>
-          <w:lang w:val="en-US"/>
-        </w:rPr>
-      </w:pPr>
-      <w:r>
-        <w:t>Работа с условными блоками</w:t>
-      </w:r>
-      <w:r>
-        <w:rPr>
-          <w:lang w:val="en-US"/>
-        </w:rPr>
+        <w:rPr>
+          <w:lang w:val="en-US"/>
+        </w:rPr>
+      </w:pPr>
+      <w:r>
+        <w:rPr>
+          <w:lang w:val="en-US"/>
+        </w:rPr>
+        <w:br w:type="page"/>
+      </w:r>
+    </w:p>
+    <w:p>
+      <w:pPr>
+        <w:spacing w:after="0"/>
+      </w:pPr>
+      <w:r>
+        <w:lastRenderedPageBreak/>
+        <w:t xml:space="preserve">Окно для редактирования </w:t>
+      </w:r>
+      <w:r>
+        <w:rPr>
+          <w:lang w:val="en-US"/>
+        </w:rPr>
+        <w:t>Pyhton</w:t>
+      </w:r>
+      <w:r>
+        <w:t>-</w:t>
+      </w:r>
+      <w:r>
+        <w:t>кода</w:t>
+      </w:r>
+      <w:r>
         <w:t>:</w:t>
       </w:r>
     </w:p>
@@ -1588,13 +1498,14 @@
       </w:pPr>
       <w:r>
         <w:rPr>
+          <w:noProof/>
           <w:lang w:val="en-US"/>
         </w:rPr>
         <w:drawing>
-          <wp:inline distT="0" distB="0" distL="0" distR="0" wp14:anchorId="2F3EEE45" wp14:editId="719788A3">
+          <wp:inline distT="0" distB="0" distL="0" distR="0" wp14:anchorId="35940ADD" wp14:editId="5ADA5685">
             <wp:extent cx="5940425" cy="3192780"/>
             <wp:effectExtent l="0" t="0" r="3175" b="7620"/>
-            <wp:docPr id="23" name="Picture 23"/>
+            <wp:docPr id="22" name="Picture 22"/>
             <wp:cNvGraphicFramePr>
               <a:graphicFrameLocks xmlns:a="http://schemas.openxmlformats.org/drawingml/2006/main" noChangeAspect="1"/>
             </wp:cNvGraphicFramePr>
@@ -1629,51 +1540,46 @@
     </w:p>
     <w:p>
       <w:pPr>
-        <w:rPr>
-          <w:lang w:val="en-US"/>
-        </w:rPr>
-      </w:pPr>
-      <w:r>
-        <w:rPr>
-          <w:lang w:val="en-US"/>
-        </w:rPr>
-        <w:br w:type="page"/>
-      </w:r>
-    </w:p>
-    <w:p>
-      <w:pPr>
-        <w:spacing w:after="0"/>
-      </w:pPr>
-      <w:r>
-        <w:lastRenderedPageBreak/>
-        <w:t xml:space="preserve">Окно со справкой по блоку </w:t>
-      </w:r>
-      <w:r>
-        <w:t>“</w:t>
-      </w:r>
-      <w:r>
-        <w:t>если</w:t>
-      </w:r>
-      <w:r>
-        <w:t>”:</w:t>
-      </w:r>
-    </w:p>
-    <w:p>
-      <w:pPr>
-        <w:spacing w:after="0"/>
-        <w:rPr>
-          <w:lang w:val="en-US"/>
-        </w:rPr>
-      </w:pPr>
-      <w:r>
-        <w:rPr>
+        <w:spacing w:after="0"/>
+        <w:rPr>
+          <w:lang w:val="en-US"/>
+        </w:rPr>
+      </w:pPr>
+    </w:p>
+    <w:p>
+      <w:pPr>
+        <w:spacing w:after="0"/>
+        <w:rPr>
+          <w:lang w:val="en-US"/>
+        </w:rPr>
+      </w:pPr>
+      <w:r>
+        <w:t>Работа с условными блоками</w:t>
+      </w:r>
+      <w:r>
+        <w:rPr>
+          <w:lang w:val="en-US"/>
+        </w:rPr>
+        <w:t>:</w:t>
+      </w:r>
+    </w:p>
+    <w:p>
+      <w:pPr>
+        <w:spacing w:after="0"/>
+        <w:rPr>
+          <w:lang w:val="en-US"/>
+        </w:rPr>
+      </w:pPr>
+      <w:r>
+        <w:rPr>
+          <w:noProof/>
           <w:lang w:val="en-US"/>
         </w:rPr>
         <w:drawing>
-          <wp:inline distT="0" distB="0" distL="0" distR="0" wp14:anchorId="1FC2B27C" wp14:editId="000521C5">
-            <wp:extent cx="5940425" cy="3341370"/>
-            <wp:effectExtent l="0" t="0" r="3175" b="0"/>
-            <wp:docPr id="24" name="Picture 24"/>
+          <wp:inline distT="0" distB="0" distL="0" distR="0" wp14:anchorId="2F3EEE45" wp14:editId="719788A3">
+            <wp:extent cx="5940425" cy="3192780"/>
+            <wp:effectExtent l="0" t="0" r="3175" b="7620"/>
+            <wp:docPr id="23" name="Picture 23"/>
             <wp:cNvGraphicFramePr>
               <a:graphicFrameLocks xmlns:a="http://schemas.openxmlformats.org/drawingml/2006/main" noChangeAspect="1"/>
             </wp:cNvGraphicFramePr>
@@ -1693,7 +1599,7 @@
                   <pic:spPr>
                     <a:xfrm>
                       <a:off x="0" y="0"/>
-                      <a:ext cx="5940425" cy="3341370"/>
+                      <a:ext cx="5940425" cy="3192780"/>
                     </a:xfrm>
                     <a:prstGeom prst="rect">
                       <a:avLst/>
@@ -1708,45 +1614,52 @@
     </w:p>
     <w:p>
       <w:pPr>
-        <w:spacing w:after="0"/>
-        <w:rPr>
-          <w:lang w:val="en-US"/>
-        </w:rPr>
-      </w:pPr>
-    </w:p>
-    <w:p>
-      <w:pPr>
-        <w:spacing w:after="0"/>
-        <w:rPr>
-          <w:lang w:val="en-US"/>
-        </w:rPr>
-      </w:pPr>
-      <w:r>
-        <w:t>База знаний</w:t>
-      </w:r>
-      <w:r>
-        <w:rPr>
-          <w:lang w:val="en-US"/>
-        </w:rPr>
-        <w:t>:</w:t>
-      </w:r>
-    </w:p>
-    <w:p>
-      <w:pPr>
-        <w:spacing w:after="0"/>
-        <w:rPr>
-          <w:lang w:val="en-US"/>
-        </w:rPr>
-      </w:pPr>
-      <w:r>
-        <w:rPr>
+        <w:rPr>
+          <w:lang w:val="en-US"/>
+        </w:rPr>
+      </w:pPr>
+      <w:r>
+        <w:rPr>
+          <w:lang w:val="en-US"/>
+        </w:rPr>
+        <w:br w:type="page"/>
+      </w:r>
+    </w:p>
+    <w:p>
+      <w:pPr>
+        <w:spacing w:after="0"/>
+      </w:pPr>
+      <w:r>
+        <w:lastRenderedPageBreak/>
+        <w:t xml:space="preserve">Окно со справкой по блоку </w:t>
+      </w:r>
+      <w:r>
+        <w:t>“</w:t>
+      </w:r>
+      <w:r>
+        <w:t>если</w:t>
+      </w:r>
+      <w:r>
+        <w:t>”:</w:t>
+      </w:r>
+    </w:p>
+    <w:p>
+      <w:pPr>
+        <w:spacing w:after="0"/>
+        <w:rPr>
+          <w:lang w:val="en-US"/>
+        </w:rPr>
+      </w:pPr>
+      <w:r>
+        <w:rPr>
+          <w:noProof/>
           <w:lang w:val="en-US"/>
         </w:rPr>
         <w:drawing>
-          <wp:inline distT="0" distB="0" distL="0" distR="0" wp14:anchorId="7E5568AC" wp14:editId="10B6FF14">
-            <wp:extent cx="5940425" cy="3194685"/>
-            <wp:effectExtent l="0" t="0" r="3175" b="5715"/>
-            <wp:docPr id="25" name="Picture 25"/>
+          <wp:inline distT="0" distB="0" distL="0" distR="0" wp14:anchorId="1FC2B27C" wp14:editId="000521C5">
+            <wp:extent cx="5940425" cy="3341370"/>
+            <wp:effectExtent l="0" t="0" r="3175" b="0"/>
+            <wp:docPr id="24" name="Picture 24"/>
             <wp:cNvGraphicFramePr>
               <a:graphicFrameLocks xmlns:a="http://schemas.openxmlformats.org/drawingml/2006/main" noChangeAspect="1"/>
             </wp:cNvGraphicFramePr>
@@ -1766,7 +1679,7 @@
                   <pic:spPr>
                     <a:xfrm>
                       <a:off x="0" y="0"/>
-                      <a:ext cx="5940425" cy="3194685"/>
+                      <a:ext cx="5940425" cy="3341370"/>
                     </a:xfrm>
                     <a:prstGeom prst="rect">
                       <a:avLst/>
@@ -1789,60 +1702,18 @@
     </w:p>
     <w:p>
       <w:pPr>
-        <w:rPr>
-          <w:b/>
-          <w:bCs/>
-          <w:sz w:val="32"/>
-          <w:szCs w:val="32"/>
-        </w:rPr>
-      </w:pPr>
-      <w:r>
-        <w:rPr>
-          <w:b/>
-          <w:bCs/>
-          <w:sz w:val="32"/>
-          <w:szCs w:val="32"/>
-        </w:rPr>
-        <w:br w:type="page"/>
-      </w:r>
-    </w:p>
-    <w:p>
-      <w:pPr>
-        <w:rPr>
-          <w:b/>
-          <w:bCs/>
-          <w:sz w:val="32"/>
-          <w:szCs w:val="32"/>
-        </w:rPr>
-      </w:pPr>
-      <w:r>
-        <w:rPr>
-          <w:b/>
-          <w:bCs/>
-          <w:sz w:val="32"/>
-          <w:szCs w:val="32"/>
-        </w:rPr>
-        <w:lastRenderedPageBreak/>
-        <w:t>Базовый цикл работы с RPA</w:t>
-      </w:r>
-    </w:p>
-    <w:p>
-      <w:pPr>
-        <w:spacing w:after="0"/>
-        <w:rPr>
-          <w:lang w:val="en-US"/>
-        </w:rPr>
-      </w:pPr>
-      <w:r>
-        <w:t xml:space="preserve">Блоки для работы с </w:t>
-      </w:r>
-      <w:r>
-        <w:rPr>
-          <w:lang w:val="en-US"/>
-        </w:rPr>
-        <w:t>Excel</w:t>
-      </w:r>
-      <w:r>
+        <w:spacing w:after="0"/>
+        <w:rPr>
+          <w:lang w:val="en-US"/>
+        </w:rPr>
+      </w:pPr>
+      <w:r>
+        <w:t>База знаний</w:t>
+      </w:r>
+      <w:r>
+        <w:rPr>
+          <w:lang w:val="en-US"/>
+        </w:rPr>
         <w:t>:</w:t>
       </w:r>
     </w:p>
@@ -1855,13 +1726,14 @@
       </w:pPr>
       <w:r>
         <w:rPr>
+          <w:noProof/>
           <w:lang w:val="en-US"/>
         </w:rPr>
         <w:drawing>
-          <wp:inline distT="0" distB="0" distL="0" distR="0" wp14:anchorId="2C7677F7" wp14:editId="6B548C0D">
-            <wp:extent cx="5940425" cy="3192780"/>
-            <wp:effectExtent l="0" t="0" r="3175" b="7620"/>
-            <wp:docPr id="26" name="Picture 26"/>
+          <wp:inline distT="0" distB="0" distL="0" distR="0" wp14:anchorId="7E5568AC" wp14:editId="10B6FF14">
+            <wp:extent cx="5940425" cy="3194685"/>
+            <wp:effectExtent l="0" t="0" r="3175" b="5715"/>
+            <wp:docPr id="25" name="Picture 25"/>
             <wp:cNvGraphicFramePr>
               <a:graphicFrameLocks xmlns:a="http://schemas.openxmlformats.org/drawingml/2006/main" noChangeAspect="1"/>
             </wp:cNvGraphicFramePr>
@@ -1881,7 +1753,7 @@
                   <pic:spPr>
                     <a:xfrm>
                       <a:off x="0" y="0"/>
-                      <a:ext cx="5940425" cy="3192780"/>
+                      <a:ext cx="5940425" cy="3194685"/>
                     </a:xfrm>
                     <a:prstGeom prst="rect">
                       <a:avLst/>
@@ -1897,25 +1769,56 @@
     <w:p>
       <w:pPr>
         <w:spacing w:after="0"/>
-      </w:pPr>
-    </w:p>
-    <w:p>
-      <w:pPr>
-        <w:spacing w:after="0"/>
-        <w:rPr>
-          <w:lang w:val="en-US"/>
-        </w:rPr>
-      </w:pPr>
-    </w:p>
-    <w:p>
-      <w:pPr>
-        <w:spacing w:after="0"/>
-        <w:rPr>
-          <w:lang w:val="en-US"/>
-        </w:rPr>
-      </w:pPr>
-      <w:r>
-        <w:t xml:space="preserve">Процесс чтения первого листа из </w:t>
+        <w:rPr>
+          <w:lang w:val="en-US"/>
+        </w:rPr>
+      </w:pPr>
+    </w:p>
+    <w:p>
+      <w:pPr>
+        <w:rPr>
+          <w:b/>
+          <w:bCs/>
+          <w:sz w:val="32"/>
+          <w:szCs w:val="32"/>
+        </w:rPr>
+      </w:pPr>
+      <w:r>
+        <w:rPr>
+          <w:b/>
+          <w:bCs/>
+          <w:sz w:val="32"/>
+          <w:szCs w:val="32"/>
+        </w:rPr>
+        <w:br w:type="page"/>
+      </w:r>
+    </w:p>
+    <w:p>
+      <w:pPr>
+        <w:rPr>
+          <w:b/>
+          <w:bCs/>
+          <w:sz w:val="32"/>
+          <w:szCs w:val="32"/>
+        </w:rPr>
+      </w:pPr>
+      <w:r>
+        <w:rPr>
+          <w:b/>
+          <w:bCs/>
+          <w:sz w:val="32"/>
+          <w:szCs w:val="32"/>
+        </w:rPr>
+        <w:lastRenderedPageBreak/>
+        <w:t>Базовый цикл работы с RPA</w:t>
+      </w:r>
+    </w:p>
+    <w:p>
+      <w:pPr>
+        <w:spacing w:after="0"/>
+      </w:pPr>
+      <w:r>
+        <w:t xml:space="preserve">Блоки для работы с </w:t>
       </w:r>
       <w:r>
         <w:rPr>
@@ -1924,28 +1827,26 @@
         <w:t>Excel</w:t>
       </w:r>
       <w:r>
-        <w:t xml:space="preserve"> </w:t>
-      </w:r>
-      <w:r>
-        <w:t>таблицы</w:t>
-      </w:r>
-      <w:r>
         <w:t>:</w:t>
       </w:r>
     </w:p>
     <w:p>
       <w:pPr>
         <w:spacing w:after="0"/>
-      </w:pPr>
-      <w:r>
-        <w:rPr>
+        <w:rPr>
+          <w:lang w:val="en-US"/>
+        </w:rPr>
+      </w:pPr>
+      <w:r>
+        <w:rPr>
+          <w:noProof/>
           <w:lang w:val="en-US"/>
         </w:rPr>
         <w:drawing>
-          <wp:inline distT="0" distB="0" distL="0" distR="0" wp14:anchorId="5C05472A" wp14:editId="637C2721">
+          <wp:inline distT="0" distB="0" distL="0" distR="0" wp14:anchorId="2C7677F7" wp14:editId="6B548C0D">
             <wp:extent cx="5940425" cy="3192780"/>
             <wp:effectExtent l="0" t="0" r="3175" b="7620"/>
-            <wp:docPr id="27" name="Picture 27"/>
+            <wp:docPr id="26" name="Picture 26"/>
             <wp:cNvGraphicFramePr>
               <a:graphicFrameLocks xmlns:a="http://schemas.openxmlformats.org/drawingml/2006/main" noChangeAspect="1"/>
             </wp:cNvGraphicFramePr>
@@ -1979,20 +1880,36 @@
       </w:r>
     </w:p>
     <w:p>
-      <w:r>
-        <w:br w:type="page"/>
-      </w:r>
-    </w:p>
-    <w:p>
-      <w:pPr>
-        <w:spacing w:after="0"/>
-        <w:rPr>
-          <w:lang w:val="en-US"/>
-        </w:rPr>
-      </w:pPr>
-      <w:r>
-        <w:lastRenderedPageBreak/>
-        <w:t>Процесс для копирования данных</w:t>
+      <w:pPr>
+        <w:spacing w:after="0"/>
+      </w:pPr>
+    </w:p>
+    <w:p>
+      <w:pPr>
+        <w:spacing w:after="0"/>
+        <w:rPr>
+          <w:lang w:val="en-US"/>
+        </w:rPr>
+      </w:pPr>
+    </w:p>
+    <w:p>
+      <w:pPr>
+        <w:spacing w:after="0"/>
+      </w:pPr>
+      <w:r>
+        <w:t xml:space="preserve">Процесс чтения первого листа из </w:t>
+      </w:r>
+      <w:r>
+        <w:rPr>
+          <w:lang w:val="en-US"/>
+        </w:rPr>
+        <w:t>Excel</w:t>
+      </w:r>
+      <w:r>
+        <w:t xml:space="preserve"> </w:t>
+      </w:r>
+      <w:r>
+        <w:t>таблицы</w:t>
       </w:r>
       <w:r>
         <w:t>:</w:t>
@@ -2001,19 +1918,17 @@
     <w:p>
       <w:pPr>
         <w:spacing w:after="0"/>
-        <w:rPr>
-          <w:lang w:val="en-US"/>
-        </w:rPr>
-      </w:pPr>
-      <w:r>
-        <w:rPr>
+      </w:pPr>
+      <w:r>
+        <w:rPr>
+          <w:noProof/>
           <w:lang w:val="en-US"/>
         </w:rPr>
         <w:drawing>
-          <wp:inline distT="0" distB="0" distL="0" distR="0" wp14:anchorId="6E7B702F" wp14:editId="2B4B3260">
+          <wp:inline distT="0" distB="0" distL="0" distR="0" wp14:anchorId="5C05472A" wp14:editId="637C2721">
             <wp:extent cx="5940425" cy="3192780"/>
             <wp:effectExtent l="0" t="0" r="3175" b="7620"/>
-            <wp:docPr id="29" name="Picture 29"/>
+            <wp:docPr id="27" name="Picture 27"/>
             <wp:cNvGraphicFramePr>
               <a:graphicFrameLocks xmlns:a="http://schemas.openxmlformats.org/drawingml/2006/main" noChangeAspect="1"/>
             </wp:cNvGraphicFramePr>
@@ -2047,19 +1962,20 @@
       </w:r>
     </w:p>
     <w:p>
-      <w:pPr>
-        <w:spacing w:after="0"/>
-        <w:rPr>
-          <w:lang w:val="en-US"/>
-        </w:rPr>
-      </w:pPr>
-    </w:p>
-    <w:p>
-      <w:pPr>
-        <w:spacing w:after="0"/>
-      </w:pPr>
-      <w:r>
-        <w:t>Выходной файл процесса по копированию данных</w:t>
+      <w:r>
+        <w:br w:type="page"/>
+      </w:r>
+    </w:p>
+    <w:p>
+      <w:pPr>
+        <w:spacing w:after="0"/>
+        <w:rPr>
+          <w:lang w:val="en-US"/>
+        </w:rPr>
+      </w:pPr>
+      <w:r>
+        <w:lastRenderedPageBreak/>
+        <w:t>Процесс для копирования данных</w:t>
       </w:r>
       <w:r>
         <w:t>:</w:t>
@@ -2074,13 +1990,14 @@
       </w:pPr>
       <w:r>
         <w:rPr>
+          <w:noProof/>
           <w:lang w:val="en-US"/>
         </w:rPr>
         <w:drawing>
-          <wp:inline distT="0" distB="0" distL="0" distR="0" wp14:anchorId="48FB29E2" wp14:editId="26489E0B">
+          <wp:inline distT="0" distB="0" distL="0" distR="0" wp14:anchorId="6E7B702F" wp14:editId="2B4B3260">
             <wp:extent cx="5940425" cy="3192780"/>
             <wp:effectExtent l="0" t="0" r="3175" b="7620"/>
-            <wp:docPr id="28" name="Picture 28"/>
+            <wp:docPr id="29" name="Picture 29"/>
             <wp:cNvGraphicFramePr>
               <a:graphicFrameLocks xmlns:a="http://schemas.openxmlformats.org/drawingml/2006/main" noChangeAspect="1"/>
             </wp:cNvGraphicFramePr>
@@ -2115,60 +2032,40 @@
     </w:p>
     <w:p>
       <w:pPr>
-        <w:rPr>
-          <w:lang w:val="en-US"/>
-        </w:rPr>
-      </w:pPr>
-      <w:r>
-        <w:rPr>
-          <w:lang w:val="en-US"/>
-        </w:rPr>
-        <w:br w:type="page"/>
-      </w:r>
-    </w:p>
-    <w:p>
-      <w:pPr>
-        <w:spacing w:after="0"/>
-      </w:pPr>
-      <w:r>
-        <w:lastRenderedPageBreak/>
-        <w:t xml:space="preserve">Процесс по присвоению значения ячейки </w:t>
-      </w:r>
-      <w:r>
-        <w:rPr>
-          <w:lang w:val="en-US"/>
-        </w:rPr>
-        <w:t>B</w:t>
-      </w:r>
-      <w:r>
-        <w:t xml:space="preserve">2 </w:t>
-      </w:r>
-      <w:r>
-        <w:t xml:space="preserve">в переменную </w:t>
-      </w:r>
-      <w:r>
-        <w:rPr>
-          <w:lang w:val="en-US"/>
-        </w:rPr>
-        <w:t>result</w:t>
-      </w:r>
-    </w:p>
-    <w:p>
-      <w:pPr>
-        <w:spacing w:after="0"/>
-        <w:rPr>
-          <w:lang w:val="en-US"/>
-        </w:rPr>
-      </w:pPr>
-      <w:r>
-        <w:rPr>
+        <w:spacing w:after="0"/>
+        <w:rPr>
+          <w:lang w:val="en-US"/>
+        </w:rPr>
+      </w:pPr>
+    </w:p>
+    <w:p>
+      <w:pPr>
+        <w:spacing w:after="0"/>
+      </w:pPr>
+      <w:r>
+        <w:t>Выходной файл процесса по копированию данных</w:t>
+      </w:r>
+      <w:r>
+        <w:t>:</w:t>
+      </w:r>
+    </w:p>
+    <w:p>
+      <w:pPr>
+        <w:spacing w:after="0"/>
+        <w:rPr>
+          <w:lang w:val="en-US"/>
+        </w:rPr>
+      </w:pPr>
+      <w:r>
+        <w:rPr>
+          <w:noProof/>
           <w:lang w:val="en-US"/>
         </w:rPr>
         <w:drawing>
-          <wp:inline distT="0" distB="0" distL="0" distR="0" wp14:anchorId="58473E3F" wp14:editId="245A2F91">
+          <wp:inline distT="0" distB="0" distL="0" distR="0" wp14:anchorId="48FB29E2" wp14:editId="26489E0B">
             <wp:extent cx="5940425" cy="3192780"/>
             <wp:effectExtent l="0" t="0" r="3175" b="7620"/>
-            <wp:docPr id="30" name="Picture 30"/>
+            <wp:docPr id="28" name="Picture 28"/>
             <wp:cNvGraphicFramePr>
               <a:graphicFrameLocks xmlns:a="http://schemas.openxmlformats.org/drawingml/2006/main" noChangeAspect="1"/>
             </wp:cNvGraphicFramePr>
@@ -2216,88 +2113,48 @@
     </w:p>
     <w:p>
       <w:pPr>
-        <w:rPr>
-          <w:b/>
-          <w:bCs/>
-          <w:sz w:val="32"/>
-          <w:szCs w:val="32"/>
-          <w:lang w:val="en-US"/>
-        </w:rPr>
-      </w:pPr>
-      <w:r>
-        <w:rPr>
-          <w:b/>
-          <w:bCs/>
-          <w:sz w:val="32"/>
-          <w:szCs w:val="32"/>
-        </w:rPr>
+        <w:spacing w:after="0"/>
+      </w:pPr>
+      <w:r>
         <w:lastRenderedPageBreak/>
-        <w:t>Контрольные задания</w:t>
-      </w:r>
-    </w:p>
-    <w:p>
-      <w:pPr>
-        <w:spacing w:after="0"/>
-        <w:rPr>
-          <w:b/>
-          <w:bCs/>
-          <w:lang w:val="en-US"/>
-        </w:rPr>
-      </w:pPr>
-      <w:r>
-        <w:rPr>
-          <w:b/>
-          <w:bCs/>
-        </w:rPr>
-        <w:t>Задание №</w:t>
-      </w:r>
-      <w:r>
-        <w:rPr>
-          <w:b/>
-          <w:bCs/>
-        </w:rPr>
-        <w:t>1</w:t>
-      </w:r>
-    </w:p>
-    <w:p>
-      <w:pPr>
-        <w:spacing w:after="0"/>
-        <w:rPr>
-          <w:b/>
-          <w:bCs/>
-        </w:rPr>
-      </w:pPr>
-    </w:p>
-    <w:p>
-      <w:pPr>
-        <w:spacing w:after="0"/>
-      </w:pPr>
-      <w:r>
-        <w:t xml:space="preserve">Сгенерированная таблица </w:t>
-      </w:r>
-      <w:r>
-        <w:rPr>
-          <w:lang w:val="en-US"/>
-        </w:rPr>
-        <w:t>Excel</w:t>
-      </w:r>
-      <w:r>
-        <w:t>:</w:t>
-      </w:r>
-    </w:p>
-    <w:p>
-      <w:pPr>
-        <w:spacing w:after="0"/>
-        <w:rPr>
-          <w:lang w:val="en-US"/>
-        </w:rPr>
-      </w:pPr>
-      <w:r>
+        <w:t xml:space="preserve">Процесс по присвоению значения ячейки </w:t>
+      </w:r>
+      <w:r>
+        <w:rPr>
+          <w:lang w:val="en-US"/>
+        </w:rPr>
+        <w:t>B</w:t>
+      </w:r>
+      <w:r>
+        <w:t xml:space="preserve">2 </w:t>
+      </w:r>
+      <w:r>
+        <w:t xml:space="preserve">в переменную </w:t>
+      </w:r>
+      <w:r>
+        <w:rPr>
+          <w:lang w:val="en-US"/>
+        </w:rPr>
+        <w:t>result</w:t>
+      </w:r>
+    </w:p>
+    <w:p>
+      <w:pPr>
+        <w:spacing w:after="0"/>
+        <w:rPr>
+          <w:lang w:val="en-US"/>
+        </w:rPr>
+      </w:pPr>
+      <w:r>
+        <w:rPr>
+          <w:noProof/>
+          <w:lang w:val="en-US"/>
+        </w:rPr>
         <w:drawing>
-          <wp:inline distT="0" distB="0" distL="0" distR="0" wp14:anchorId="128D4F2C" wp14:editId="5BC757D5">
+          <wp:inline distT="0" distB="0" distL="0" distR="0" wp14:anchorId="58473E3F" wp14:editId="245A2F91">
             <wp:extent cx="5940425" cy="3192780"/>
             <wp:effectExtent l="0" t="0" r="3175" b="7620"/>
-            <wp:docPr id="31" name="Picture 31"/>
+            <wp:docPr id="30" name="Picture 30"/>
             <wp:cNvGraphicFramePr>
               <a:graphicFrameLocks xmlns:a="http://schemas.openxmlformats.org/drawingml/2006/main" noChangeAspect="1"/>
             </wp:cNvGraphicFramePr>
@@ -2332,26 +2189,623 @@
     </w:p>
     <w:p>
       <w:pPr>
-        <w:spacing w:after="0"/>
-        <w:rPr>
-          <w:lang w:val="en-US"/>
-        </w:rPr>
-      </w:pPr>
-    </w:p>
-    <w:p>
-      <w:pPr>
-        <w:spacing w:after="0"/>
-        <w:rPr>
-          <w:lang w:val="en-US"/>
-        </w:rPr>
-      </w:pPr>
-      <w:r>
-        <w:t>Основной процесс</w:t>
-      </w:r>
-      <w:r>
-        <w:rPr>
-          <w:lang w:val="en-US"/>
-        </w:rPr>
+        <w:rPr>
+          <w:lang w:val="en-US"/>
+        </w:rPr>
+      </w:pPr>
+      <w:r>
+        <w:rPr>
+          <w:lang w:val="en-US"/>
+        </w:rPr>
+        <w:br w:type="page"/>
+      </w:r>
+    </w:p>
+    <w:p>
+      <w:pPr>
+        <w:rPr>
+          <w:b/>
+          <w:bCs/>
+          <w:sz w:val="32"/>
+          <w:szCs w:val="32"/>
+        </w:rPr>
+      </w:pPr>
+      <w:r>
+        <w:rPr>
+          <w:b/>
+          <w:bCs/>
+          <w:sz w:val="32"/>
+          <w:szCs w:val="32"/>
+        </w:rPr>
+        <w:lastRenderedPageBreak/>
+        <w:t>Контрольные задания</w:t>
+      </w:r>
+    </w:p>
+    <w:p>
+      <w:pPr>
+        <w:spacing w:after="0"/>
+        <w:rPr>
+          <w:b/>
+          <w:bCs/>
+          <w:lang w:val="en-US"/>
+        </w:rPr>
+      </w:pPr>
+      <w:r>
+        <w:rPr>
+          <w:b/>
+          <w:bCs/>
+        </w:rPr>
+        <w:t>Задание №</w:t>
+      </w:r>
+      <w:r>
+        <w:rPr>
+          <w:b/>
+          <w:bCs/>
+        </w:rPr>
+        <w:t>1</w:t>
+      </w:r>
+    </w:p>
+    <w:p>
+      <w:pPr>
+        <w:spacing w:after="0"/>
+        <w:rPr>
+          <w:b/>
+          <w:bCs/>
+          <w:lang w:val="en-US"/>
+        </w:rPr>
+      </w:pPr>
+    </w:p>
+    <w:p>
+      <w:pPr>
+        <w:spacing w:after="0"/>
+        <w:rPr>
+          <w:b/>
+          <w:bCs/>
+        </w:rPr>
+      </w:pPr>
+      <w:r>
+        <w:rPr>
+          <w:rFonts w:ascii="Segoe UI Emoji" w:hAnsi="Segoe UI Emoji" w:cs="Segoe UI Emoji"/>
+          <w:b/>
+          <w:bCs/>
+          <w:lang w:val="en-US"/>
+        </w:rPr>
+        <w:t>🔹</w:t>
+      </w:r>
+      <w:r>
+        <w:rPr>
+          <w:b/>
+          <w:bCs/>
+        </w:rPr>
+        <w:t xml:space="preserve"> Задание 1. Перенос данных по журналам</w:t>
+      </w:r>
+    </w:p>
+    <w:p>
+      <w:pPr>
+        <w:spacing w:after="0"/>
+        <w:rPr>
+          <w:b/>
+          <w:bCs/>
+        </w:rPr>
+      </w:pPr>
+      <w:r>
+        <w:rPr>
+          <w:b/>
+          <w:bCs/>
+        </w:rPr>
+        <w:t>Подготовка данных</w:t>
+      </w:r>
+    </w:p>
+    <w:p>
+      <w:pPr>
+        <w:spacing w:after="0"/>
+        <w:rPr>
+          <w:b/>
+          <w:bCs/>
+        </w:rPr>
+      </w:pPr>
+      <w:r>
+        <w:rPr>
+          <w:b/>
+          <w:bCs/>
+        </w:rPr>
+        <w:t xml:space="preserve">С помощью </w:t>
+      </w:r>
+      <w:r>
+        <w:rPr>
+          <w:b/>
+          <w:bCs/>
+          <w:lang w:val="en-US"/>
+        </w:rPr>
+        <w:t>DeepSeek</w:t>
+      </w:r>
+      <w:r>
+        <w:rPr>
+          <w:b/>
+          <w:bCs/>
+        </w:rPr>
+        <w:t xml:space="preserve"> сгенерируйте тестовые данные и создайте файл:</w:t>
+      </w:r>
+    </w:p>
+    <w:p>
+      <w:pPr>
+        <w:spacing w:after="0"/>
+        <w:rPr>
+          <w:b/>
+          <w:bCs/>
+        </w:rPr>
+      </w:pPr>
+      <w:r>
+        <w:rPr>
+          <w:b/>
+          <w:bCs/>
+        </w:rPr>
+        <w:t>Журналы.</w:t>
+      </w:r>
+      <w:r>
+        <w:rPr>
+          <w:b/>
+          <w:bCs/>
+          <w:lang w:val="en-US"/>
+        </w:rPr>
+        <w:t>xlsx</w:t>
+      </w:r>
+      <w:r>
+        <w:rPr>
+          <w:b/>
+          <w:bCs/>
+        </w:rPr>
+        <w:t xml:space="preserve"> Лист: Журналы Размер: 30 строк × 4 столбца</w:t>
+      </w:r>
+    </w:p>
+    <w:p>
+      <w:pPr>
+        <w:spacing w:after="0"/>
+        <w:rPr>
+          <w:b/>
+          <w:bCs/>
+        </w:rPr>
+      </w:pPr>
+      <w:r>
+        <w:rPr>
+          <w:b/>
+          <w:bCs/>
+        </w:rPr>
+        <w:t>Структура таблицы:</w:t>
+      </w:r>
+    </w:p>
+    <w:p>
+      <w:pPr>
+        <w:spacing w:after="0"/>
+        <w:rPr>
+          <w:b/>
+          <w:bCs/>
+        </w:rPr>
+      </w:pPr>
+      <w:r>
+        <w:rPr>
+          <w:b/>
+          <w:bCs/>
+        </w:rPr>
+        <w:t xml:space="preserve">| </w:t>
+      </w:r>
+      <w:r>
+        <w:rPr>
+          <w:b/>
+          <w:bCs/>
+          <w:lang w:val="en-US"/>
+        </w:rPr>
+        <w:t>ID</w:t>
+      </w:r>
+      <w:r>
+        <w:rPr>
+          <w:b/>
+          <w:bCs/>
+        </w:rPr>
+        <w:t xml:space="preserve"> | Название | Год | Кол-во экземпляров |</w:t>
+      </w:r>
+    </w:p>
+    <w:p>
+      <w:pPr>
+        <w:spacing w:after="0"/>
+        <w:rPr>
+          <w:b/>
+          <w:bCs/>
+        </w:rPr>
+      </w:pPr>
+      <w:r>
+        <w:rPr>
+          <w:b/>
+          <w:bCs/>
+        </w:rPr>
+        <w:t>Заполните таблицу реалистичными значениями.</w:t>
+      </w:r>
+    </w:p>
+    <w:p>
+      <w:pPr>
+        <w:spacing w:after="0"/>
+        <w:rPr>
+          <w:b/>
+          <w:bCs/>
+        </w:rPr>
+      </w:pPr>
+      <w:r>
+        <w:rPr>
+          <w:b/>
+          <w:bCs/>
+        </w:rPr>
+        <w:t>Создайте файл:</w:t>
+      </w:r>
+    </w:p>
+    <w:p>
+      <w:pPr>
+        <w:spacing w:after="0"/>
+        <w:rPr>
+          <w:b/>
+          <w:bCs/>
+        </w:rPr>
+      </w:pPr>
+      <w:r>
+        <w:rPr>
+          <w:b/>
+          <w:bCs/>
+        </w:rPr>
+        <w:t>Отчет_журналы.</w:t>
+      </w:r>
+      <w:r>
+        <w:rPr>
+          <w:b/>
+          <w:bCs/>
+          <w:lang w:val="en-US"/>
+        </w:rPr>
+        <w:t>xlsx</w:t>
+      </w:r>
+      <w:r>
+        <w:rPr>
+          <w:b/>
+          <w:bCs/>
+        </w:rPr>
+        <w:t xml:space="preserve"> Лист: Импорт — пустой</w:t>
+      </w:r>
+    </w:p>
+    <w:p>
+      <w:pPr>
+        <w:spacing w:after="0"/>
+        <w:rPr>
+          <w:b/>
+          <w:bCs/>
+          <w:lang w:val="en-US"/>
+        </w:rPr>
+      </w:pPr>
+      <w:r>
+        <w:rPr>
+          <w:b/>
+          <w:bCs/>
+          <w:lang w:val="en-US"/>
+        </w:rPr>
+        <w:pict w14:anchorId="0EBA0264">
+          <v:rect id="_x0000_i1031" style="width:0;height:1.5pt" o:hralign="center" o:hrstd="t" o:hr="t" fillcolor="#a0a0a0" stroked="f"/>
+        </w:pict>
+      </w:r>
+    </w:p>
+    <w:p>
+      <w:pPr>
+        <w:spacing w:after="0"/>
+        <w:rPr>
+          <w:b/>
+          <w:bCs/>
+        </w:rPr>
+      </w:pPr>
+      <w:r>
+        <w:rPr>
+          <w:b/>
+          <w:bCs/>
+        </w:rPr>
+        <w:t>Требуется</w:t>
+      </w:r>
+    </w:p>
+    <w:p>
+      <w:pPr>
+        <w:spacing w:after="0"/>
+        <w:rPr>
+          <w:b/>
+          <w:bCs/>
+        </w:rPr>
+      </w:pPr>
+      <w:r>
+        <w:rPr>
+          <w:b/>
+          <w:bCs/>
+        </w:rPr>
+        <w:t xml:space="preserve">Создать проект в </w:t>
+      </w:r>
+      <w:r>
+        <w:rPr>
+          <w:b/>
+          <w:bCs/>
+          <w:lang w:val="en-US"/>
+        </w:rPr>
+        <w:t>Puzzle</w:t>
+      </w:r>
+      <w:r>
+        <w:rPr>
+          <w:b/>
+          <w:bCs/>
+        </w:rPr>
+        <w:t xml:space="preserve"> </w:t>
+      </w:r>
+      <w:r>
+        <w:rPr>
+          <w:b/>
+          <w:bCs/>
+          <w:lang w:val="en-US"/>
+        </w:rPr>
+        <w:t>RPA</w:t>
+      </w:r>
+      <w:r>
+        <w:rPr>
+          <w:b/>
+          <w:bCs/>
+        </w:rPr>
+        <w:t xml:space="preserve"> </w:t>
+      </w:r>
+      <w:r>
+        <w:rPr>
+          <w:b/>
+          <w:bCs/>
+          <w:lang w:val="en-US"/>
+        </w:rPr>
+        <w:t>Studio</w:t>
+      </w:r>
+      <w:r>
+        <w:rPr>
+          <w:b/>
+          <w:bCs/>
+        </w:rPr>
+        <w:t xml:space="preserve"> и реализовать процесс, который:</w:t>
+      </w:r>
+    </w:p>
+    <w:p>
+      <w:pPr>
+        <w:numPr>
+          <w:ilvl w:val="0"/>
+          <w:numId w:val="1"/>
+        </w:numPr>
+        <w:spacing w:after="0"/>
+        <w:rPr>
+          <w:b/>
+          <w:bCs/>
+        </w:rPr>
+      </w:pPr>
+      <w:r>
+        <w:rPr>
+          <w:b/>
+          <w:bCs/>
+        </w:rPr>
+        <w:t>Считывает данные с листа Журналы.</w:t>
+      </w:r>
+    </w:p>
+    <w:p>
+      <w:pPr>
+        <w:numPr>
+          <w:ilvl w:val="0"/>
+          <w:numId w:val="1"/>
+        </w:numPr>
+        <w:spacing w:after="0"/>
+        <w:rPr>
+          <w:b/>
+          <w:bCs/>
+        </w:rPr>
+      </w:pPr>
+      <w:r>
+        <w:rPr>
+          <w:b/>
+          <w:bCs/>
+        </w:rPr>
+        <w:t>Полностью переносит таблицу в файл Отчет_журналы.</w:t>
+      </w:r>
+      <w:r>
+        <w:rPr>
+          <w:b/>
+          <w:bCs/>
+          <w:lang w:val="en-US"/>
+        </w:rPr>
+        <w:t>xlsx</w:t>
+      </w:r>
+      <w:r>
+        <w:rPr>
+          <w:b/>
+          <w:bCs/>
+        </w:rPr>
+        <w:t>.</w:t>
+      </w:r>
+    </w:p>
+    <w:p>
+      <w:pPr>
+        <w:numPr>
+          <w:ilvl w:val="0"/>
+          <w:numId w:val="1"/>
+        </w:numPr>
+        <w:spacing w:after="0"/>
+        <w:rPr>
+          <w:b/>
+          <w:bCs/>
+          <w:lang w:val="en-US"/>
+        </w:rPr>
+      </w:pPr>
+      <w:r>
+        <w:rPr>
+          <w:b/>
+          <w:bCs/>
+          <w:lang w:val="en-US"/>
+        </w:rPr>
+        <w:t>Выполняет вставку, начиная:</w:t>
+      </w:r>
+    </w:p>
+    <w:p>
+      <w:pPr>
+        <w:numPr>
+          <w:ilvl w:val="1"/>
+          <w:numId w:val="1"/>
+        </w:numPr>
+        <w:spacing w:after="0"/>
+        <w:rPr>
+          <w:b/>
+          <w:bCs/>
+          <w:lang w:val="en-US"/>
+        </w:rPr>
+      </w:pPr>
+      <w:r>
+        <w:rPr>
+          <w:b/>
+          <w:bCs/>
+          <w:lang w:val="en-US"/>
+        </w:rPr>
+        <w:t>со строки 2</w:t>
+      </w:r>
+    </w:p>
+    <w:p>
+      <w:pPr>
+        <w:numPr>
+          <w:ilvl w:val="1"/>
+          <w:numId w:val="1"/>
+        </w:numPr>
+        <w:spacing w:after="0"/>
+        <w:rPr>
+          <w:b/>
+          <w:bCs/>
+          <w:lang w:val="en-US"/>
+        </w:rPr>
+      </w:pPr>
+      <w:r>
+        <w:rPr>
+          <w:b/>
+          <w:bCs/>
+          <w:lang w:val="en-US"/>
+        </w:rPr>
+        <w:t>со столбца 0.</w:t>
+      </w:r>
+    </w:p>
+    <w:p>
+      <w:pPr>
+        <w:numPr>
+          <w:ilvl w:val="0"/>
+          <w:numId w:val="1"/>
+        </w:numPr>
+        <w:spacing w:after="0"/>
+        <w:rPr>
+          <w:b/>
+          <w:bCs/>
+          <w:lang w:val="en-US"/>
+        </w:rPr>
+      </w:pPr>
+      <w:r>
+        <w:rPr>
+          <w:b/>
+          <w:bCs/>
+          <w:lang w:val="en-US"/>
+        </w:rPr>
+        <w:t>Заполняет ячейки:</w:t>
+      </w:r>
+    </w:p>
+    <w:p>
+      <w:pPr>
+        <w:numPr>
+          <w:ilvl w:val="1"/>
+          <w:numId w:val="1"/>
+        </w:numPr>
+        <w:spacing w:after="0"/>
+        <w:rPr>
+          <w:b/>
+          <w:bCs/>
+          <w:lang w:val="en-US"/>
+        </w:rPr>
+      </w:pPr>
+      <w:r>
+        <w:rPr>
+          <w:b/>
+          <w:bCs/>
+          <w:lang w:val="en-US"/>
+        </w:rPr>
+        <w:t>A1 — «Учёт библиотечных журналов»</w:t>
+      </w:r>
+    </w:p>
+    <w:p>
+      <w:pPr>
+        <w:numPr>
+          <w:ilvl w:val="1"/>
+          <w:numId w:val="1"/>
+        </w:numPr>
+        <w:spacing w:after="0"/>
+        <w:rPr>
+          <w:b/>
+          <w:bCs/>
+          <w:lang w:val="en-US"/>
+        </w:rPr>
+      </w:pPr>
+      <w:r>
+        <w:rPr>
+          <w:b/>
+          <w:bCs/>
+          <w:lang w:val="en-US"/>
+        </w:rPr>
+        <w:t>E1 — «Дата формирования»</w:t>
+      </w:r>
+    </w:p>
+    <w:p>
+      <w:pPr>
+        <w:numPr>
+          <w:ilvl w:val="1"/>
+          <w:numId w:val="1"/>
+        </w:numPr>
+        <w:spacing w:after="0"/>
+        <w:rPr>
+          <w:b/>
+          <w:bCs/>
+          <w:lang w:val="en-US"/>
+        </w:rPr>
+      </w:pPr>
+      <w:r>
+        <w:rPr>
+          <w:b/>
+          <w:bCs/>
+          <w:lang w:val="en-US"/>
+        </w:rPr>
+        <w:t>E2 — текущую дату</w:t>
+      </w:r>
+    </w:p>
+    <w:p>
+      <w:pPr>
+        <w:spacing w:after="0"/>
+        <w:rPr>
+          <w:b/>
+          <w:bCs/>
+          <w:lang w:val="en-US"/>
+        </w:rPr>
+      </w:pPr>
+    </w:p>
+    <w:p>
+      <w:pPr>
+        <w:spacing w:after="0"/>
+        <w:rPr>
+          <w:b/>
+          <w:bCs/>
+        </w:rPr>
+      </w:pPr>
+    </w:p>
+    <w:p>
+      <w:pPr>
+        <w:spacing w:after="0"/>
+      </w:pPr>
+      <w:r>
+        <w:t xml:space="preserve">Сгенерированная таблица </w:t>
+      </w:r>
+      <w:r>
+        <w:rPr>
+          <w:lang w:val="en-US"/>
+        </w:rPr>
+        <w:t>Excel</w:t>
+      </w:r>
+      <w:r>
         <w:t>:</w:t>
       </w:r>
     </w:p>
@@ -2367,10 +2821,10 @@
           <w:lang w:val="en-US"/>
         </w:rPr>
         <w:drawing>
-          <wp:inline distT="0" distB="0" distL="0" distR="0" wp14:anchorId="6AC6A1C7" wp14:editId="372C48DF">
+          <wp:inline distT="0" distB="0" distL="0" distR="0" wp14:anchorId="288D4D06" wp14:editId="478CF2DF">
             <wp:extent cx="5940425" cy="3192780"/>
             <wp:effectExtent l="0" t="0" r="3175" b="7620"/>
-            <wp:docPr id="33" name="Picture 33"/>
+            <wp:docPr id="5" name="Picture 5"/>
             <wp:cNvGraphicFramePr>
               <a:graphicFrameLocks xmlns:a="http://schemas.openxmlformats.org/drawingml/2006/main" noChangeAspect="1"/>
             </wp:cNvGraphicFramePr>
@@ -2419,7 +2873,7 @@
         </w:rPr>
       </w:pPr>
       <w:r>
-        <w:t>Результирующая таблица</w:t>
+        <w:t>Основной процесс</w:t>
       </w:r>
       <w:r>
         <w:rPr>
@@ -2431,6 +2885,9 @@
     <w:p>
       <w:pPr>
         <w:spacing w:after="0"/>
+        <w:rPr>
+          <w:lang w:val="en-US"/>
+        </w:rPr>
       </w:pPr>
       <w:r>
         <w:rPr>
@@ -2438,10 +2895,10 @@
         </w:rPr>
         <w:lastRenderedPageBreak/>
         <w:drawing>
-          <wp:inline distT="0" distB="0" distL="0" distR="0" wp14:anchorId="06D23498" wp14:editId="78DAF13D">
-            <wp:extent cx="5940425" cy="3192780"/>
-            <wp:effectExtent l="0" t="0" r="3175" b="7620"/>
-            <wp:docPr id="34" name="Picture 34"/>
+          <wp:inline distT="0" distB="0" distL="0" distR="0" wp14:anchorId="1A2AFD85" wp14:editId="74F9D8EF">
+            <wp:extent cx="5940425" cy="3341370"/>
+            <wp:effectExtent l="0" t="0" r="3175" b="0"/>
+            <wp:docPr id="2" name="Picture 2"/>
             <wp:cNvGraphicFramePr>
               <a:graphicFrameLocks xmlns:a="http://schemas.openxmlformats.org/drawingml/2006/main" noChangeAspect="1"/>
             </wp:cNvGraphicFramePr>
@@ -2461,7 +2918,7 @@
                   <pic:spPr>
                     <a:xfrm>
                       <a:off x="0" y="0"/>
-                      <a:ext cx="5940425" cy="3192780"/>
+                      <a:ext cx="5940425" cy="3341370"/>
                     </a:xfrm>
                     <a:prstGeom prst="rect">
                       <a:avLst/>
@@ -2477,43 +2934,25 @@
     <w:p>
       <w:pPr>
         <w:spacing w:after="0"/>
-      </w:pPr>
-    </w:p>
-    <w:p>
-      <w:pPr>
-        <w:spacing w:after="0"/>
-        <w:rPr>
-          <w:b/>
-          <w:bCs/>
-        </w:rPr>
-      </w:pPr>
-      <w:r>
-        <w:rPr>
-          <w:b/>
-          <w:bCs/>
-        </w:rPr>
-        <w:t>Задание №2</w:t>
-      </w:r>
-    </w:p>
-    <w:p>
-      <w:pPr>
-        <w:spacing w:after="0"/>
-      </w:pPr>
-    </w:p>
-    <w:p>
-      <w:pPr>
-        <w:spacing w:after="0"/>
-      </w:pPr>
-      <w:r>
-        <w:t xml:space="preserve">Сгенерированная таблица </w:t>
-      </w:r>
-      <w:r>
-        <w:rPr>
-          <w:lang w:val="en-US"/>
-        </w:rPr>
-        <w:t>Excel</w:t>
-      </w:r>
-      <w:r>
+        <w:rPr>
+          <w:lang w:val="en-US"/>
+        </w:rPr>
+      </w:pPr>
+    </w:p>
+    <w:p>
+      <w:pPr>
+        <w:spacing w:after="0"/>
+        <w:rPr>
+          <w:lang w:val="en-US"/>
+        </w:rPr>
+      </w:pPr>
+      <w:r>
+        <w:t>Результирующая таблица</w:t>
+      </w:r>
+      <w:r>
+        <w:rPr>
+          <w:lang w:val="en-US"/>
+        </w:rPr>
         <w:t>:</w:t>
       </w:r>
     </w:p>
@@ -2522,14 +2961,11 @@
         <w:spacing w:after="0"/>
       </w:pPr>
       <w:r>
-        <w:rPr>
-          <w:lang w:val="en-US"/>
-        </w:rPr>
         <w:drawing>
-          <wp:inline distT="0" distB="0" distL="0" distR="0" wp14:anchorId="655EE568" wp14:editId="7B93538D">
+          <wp:inline distT="0" distB="0" distL="0" distR="0" wp14:anchorId="6CD6A17B" wp14:editId="52082276">
             <wp:extent cx="5940425" cy="3192780"/>
             <wp:effectExtent l="0" t="0" r="3175" b="7620"/>
-            <wp:docPr id="32" name="Picture 32"/>
+            <wp:docPr id="4" name="Picture 4"/>
             <wp:cNvGraphicFramePr>
               <a:graphicFrameLocks xmlns:a="http://schemas.openxmlformats.org/drawingml/2006/main" noChangeAspect="1"/>
             </wp:cNvGraphicFramePr>
@@ -2563,25 +2999,429 @@
       </w:r>
     </w:p>
     <w:p>
-      <w:r>
-        <w:br w:type="page"/>
-      </w:r>
-    </w:p>
-    <w:p>
-      <w:pPr>
-        <w:spacing w:after="0"/>
-        <w:rPr>
-          <w:lang w:val="en-US"/>
-        </w:rPr>
+      <w:pPr>
+        <w:spacing w:after="0"/>
+      </w:pPr>
+    </w:p>
+    <w:p>
+      <w:pPr>
+        <w:spacing w:after="0"/>
+        <w:rPr>
+          <w:b/>
+          <w:bCs/>
+        </w:rPr>
+      </w:pPr>
+      <w:r>
+        <w:rPr>
+          <w:b/>
+          <w:bCs/>
+        </w:rPr>
+        <w:t>Задание №2</w:t>
+      </w:r>
+    </w:p>
+    <w:p>
+      <w:pPr>
+        <w:spacing w:after="0"/>
+        <w:rPr>
+          <w:lang w:val="en-US"/>
+        </w:rPr>
+      </w:pPr>
+    </w:p>
+    <w:p>
+      <w:pPr>
+        <w:spacing w:after="0"/>
+        <w:rPr>
+          <w:b/>
+          <w:bCs/>
+        </w:rPr>
+      </w:pPr>
+      <w:r>
+        <w:rPr>
+          <w:rFonts w:ascii="Segoe UI Emoji" w:hAnsi="Segoe UI Emoji" w:cs="Segoe UI Emoji"/>
+          <w:b/>
+          <w:bCs/>
+          <w:lang w:val="en-US"/>
+        </w:rPr>
+        <w:t>🔹</w:t>
+      </w:r>
+      <w:r>
+        <w:rPr>
+          <w:b/>
+          <w:bCs/>
+        </w:rPr>
+        <w:t xml:space="preserve"> Задание 2. Дополнение отчета по подписке</w:t>
+      </w:r>
+    </w:p>
+    <w:p>
+      <w:pPr>
+        <w:spacing w:after="0"/>
+        <w:rPr>
+          <w:b/>
+          <w:bCs/>
+        </w:rPr>
+      </w:pPr>
+      <w:r>
+        <w:rPr>
+          <w:b/>
+          <w:bCs/>
+        </w:rPr>
+        <w:t>Подготовка данных</w:t>
+      </w:r>
+    </w:p>
+    <w:p>
+      <w:pPr>
+        <w:spacing w:after="0"/>
+      </w:pPr>
+      <w:r>
+        <w:t>В файле Журналы.</w:t>
+      </w:r>
+      <w:r>
+        <w:rPr>
+          <w:lang w:val="en-US"/>
+        </w:rPr>
+        <w:t>xlsx</w:t>
+      </w:r>
+      <w:r>
+        <w:t xml:space="preserve"> с помощью </w:t>
+      </w:r>
+      <w:r>
+        <w:rPr>
+          <w:b/>
+          <w:bCs/>
+          <w:lang w:val="en-US"/>
+        </w:rPr>
+        <w:t>DeepSeek</w:t>
+      </w:r>
+      <w:r>
+        <w:t xml:space="preserve"> создайте новый лист:</w:t>
+      </w:r>
+    </w:p>
+    <w:p>
+      <w:pPr>
+        <w:spacing w:after="0"/>
+      </w:pPr>
+      <w:r>
+        <w:rPr>
+          <w:b/>
+          <w:bCs/>
+        </w:rPr>
+        <w:t>Лист:</w:t>
+      </w:r>
+      <w:r>
+        <w:t xml:space="preserve"> Подписка Размер: </w:t>
+      </w:r>
+      <w:r>
+        <w:rPr>
+          <w:b/>
+          <w:bCs/>
+        </w:rPr>
+        <w:t>20 строк × 3 столбца</w:t>
+      </w:r>
+    </w:p>
+    <w:p>
+      <w:pPr>
+        <w:spacing w:after="0"/>
+      </w:pPr>
+      <w:r>
+        <w:t>Структура таблицы:</w:t>
+      </w:r>
+    </w:p>
+    <w:p>
+      <w:pPr>
+        <w:spacing w:after="0"/>
+      </w:pPr>
+      <w:r>
+        <w:t xml:space="preserve">| </w:t>
+      </w:r>
+      <w:r>
+        <w:rPr>
+          <w:lang w:val="en-US"/>
+        </w:rPr>
+        <w:t>ID</w:t>
+      </w:r>
+      <w:r>
+        <w:t xml:space="preserve"> | Читатель | Срок подписки |</w:t>
+      </w:r>
+    </w:p>
+    <w:p>
+      <w:pPr>
+        <w:spacing w:after="0"/>
+        <w:rPr>
+          <w:lang w:val="en-US"/>
+        </w:rPr>
+      </w:pPr>
+      <w:r>
+        <w:rPr>
+          <w:lang w:val="en-US"/>
+        </w:rPr>
+        <w:pict w14:anchorId="582D69E1">
+          <v:rect id="_x0000_i1039" style="width:0;height:1.5pt" o:hralign="center" o:hrstd="t" o:hr="t" fillcolor="#a0a0a0" stroked="f"/>
+        </w:pict>
+      </w:r>
+    </w:p>
+    <w:p>
+      <w:pPr>
+        <w:spacing w:after="0"/>
+        <w:rPr>
+          <w:b/>
+          <w:bCs/>
+          <w:lang w:val="en-US"/>
+        </w:rPr>
+      </w:pPr>
+      <w:r>
+        <w:rPr>
+          <w:b/>
+          <w:bCs/>
+          <w:lang w:val="en-US"/>
+        </w:rPr>
+        <w:t>Требуется</w:t>
+      </w:r>
+    </w:p>
+    <w:p>
+      <w:pPr>
+        <w:numPr>
+          <w:ilvl w:val="0"/>
+          <w:numId w:val="2"/>
+        </w:numPr>
+        <w:spacing w:after="0"/>
+      </w:pPr>
+      <w:r>
+        <w:t xml:space="preserve">В </w:t>
+      </w:r>
+      <w:r>
+        <w:rPr>
+          <w:lang w:val="en-US"/>
+        </w:rPr>
+        <w:t>Puzzle</w:t>
+      </w:r>
+      <w:r>
+        <w:t xml:space="preserve"> </w:t>
+      </w:r>
+      <w:r>
+        <w:rPr>
+          <w:lang w:val="en-US"/>
+        </w:rPr>
+        <w:t>RPA</w:t>
+      </w:r>
+      <w:r>
+        <w:t xml:space="preserve"> </w:t>
+      </w:r>
+      <w:r>
+        <w:rPr>
+          <w:lang w:val="en-US"/>
+        </w:rPr>
+        <w:t>Studio</w:t>
+      </w:r>
+      <w:r>
+        <w:t xml:space="preserve"> выполнить </w:t>
+      </w:r>
+      <w:r>
+        <w:rPr>
+          <w:b/>
+          <w:bCs/>
+        </w:rPr>
+        <w:t>дублирование проекта</w:t>
+      </w:r>
+      <w:r>
+        <w:t>, созданного в задании 1.</w:t>
+      </w:r>
+    </w:p>
+    <w:p>
+      <w:pPr>
+        <w:numPr>
+          <w:ilvl w:val="0"/>
+          <w:numId w:val="2"/>
+        </w:numPr>
+        <w:spacing w:after="0"/>
       </w:pPr>
       <w:r>
         <w:lastRenderedPageBreak/>
-        <w:t>Основной процесс</w:t>
-      </w:r>
-      <w:r>
-        <w:rPr>
-          <w:lang w:val="en-US"/>
-        </w:rPr>
+        <w:t>Работу выполнять только в продублированном проекте.</w:t>
+      </w:r>
+    </w:p>
+    <w:p>
+      <w:pPr>
+        <w:numPr>
+          <w:ilvl w:val="0"/>
+          <w:numId w:val="2"/>
+        </w:numPr>
+        <w:spacing w:after="0"/>
+      </w:pPr>
+      <w:r>
+        <w:t>Доработать процесс так, чтобы робот дополнительно:</w:t>
+      </w:r>
+    </w:p>
+    <w:p>
+      <w:pPr>
+        <w:numPr>
+          <w:ilvl w:val="1"/>
+          <w:numId w:val="2"/>
+        </w:numPr>
+        <w:spacing w:after="0"/>
+      </w:pPr>
+      <w:r>
+        <w:t>считывал данные с листа Подписка,</w:t>
+      </w:r>
+    </w:p>
+    <w:p>
+      <w:pPr>
+        <w:numPr>
+          <w:ilvl w:val="1"/>
+          <w:numId w:val="2"/>
+        </w:numPr>
+        <w:spacing w:after="0"/>
+      </w:pPr>
+      <w:r>
+        <w:t>записывал их в файл Отчет_журналы.</w:t>
+      </w:r>
+      <w:r>
+        <w:rPr>
+          <w:lang w:val="en-US"/>
+        </w:rPr>
+        <w:t>xlsx</w:t>
+      </w:r>
+      <w:r>
+        <w:t>, начиная со строки 2 и столбца 5,</w:t>
+      </w:r>
+    </w:p>
+    <w:p>
+      <w:pPr>
+        <w:numPr>
+          <w:ilvl w:val="1"/>
+          <w:numId w:val="2"/>
+        </w:numPr>
+        <w:spacing w:after="0"/>
+        <w:rPr>
+          <w:lang w:val="en-US"/>
+        </w:rPr>
+      </w:pPr>
+      <w:r>
+        <w:rPr>
+          <w:lang w:val="en-US"/>
+        </w:rPr>
+        <w:t>заполнял ячейки:</w:t>
+      </w:r>
+    </w:p>
+    <w:p>
+      <w:pPr>
+        <w:numPr>
+          <w:ilvl w:val="2"/>
+          <w:numId w:val="2"/>
+        </w:numPr>
+        <w:spacing w:after="0"/>
+        <w:rPr>
+          <w:lang w:val="en-US"/>
+        </w:rPr>
+      </w:pPr>
+      <w:r>
+        <w:rPr>
+          <w:lang w:val="en-US"/>
+        </w:rPr>
+        <w:t>F1 — «Подписки»</w:t>
+      </w:r>
+    </w:p>
+    <w:p>
+      <w:pPr>
+        <w:numPr>
+          <w:ilvl w:val="2"/>
+          <w:numId w:val="2"/>
+        </w:numPr>
+        <w:spacing w:after="0"/>
+        <w:rPr>
+          <w:lang w:val="en-US"/>
+        </w:rPr>
+      </w:pPr>
+      <w:r>
+        <w:rPr>
+          <w:lang w:val="en-US"/>
+        </w:rPr>
+        <w:t>J1 — «Всего записей»</w:t>
+      </w:r>
+    </w:p>
+    <w:p>
+      <w:pPr>
+        <w:numPr>
+          <w:ilvl w:val="2"/>
+          <w:numId w:val="2"/>
+        </w:numPr>
+        <w:spacing w:after="0"/>
+        <w:rPr>
+          <w:lang w:val="en-US"/>
+        </w:rPr>
+      </w:pPr>
+      <w:r>
+        <w:rPr>
+          <w:lang w:val="en-US"/>
+        </w:rPr>
+        <w:t>J2 — 20</w:t>
+      </w:r>
+    </w:p>
+    <w:p>
+      <w:pPr>
+        <w:numPr>
+          <w:ilvl w:val="2"/>
+          <w:numId w:val="2"/>
+        </w:numPr>
+        <w:spacing w:after="0"/>
+        <w:rPr>
+          <w:lang w:val="en-US"/>
+        </w:rPr>
+      </w:pPr>
+      <w:r>
+        <w:rPr>
+          <w:lang w:val="en-US"/>
+        </w:rPr>
+        <w:t>A53 — «Отчет сформирован автоматически»</w:t>
+      </w:r>
+    </w:p>
+    <w:p>
+      <w:pPr>
+        <w:numPr>
+          <w:ilvl w:val="2"/>
+          <w:numId w:val="2"/>
+        </w:numPr>
+        <w:spacing w:after="0"/>
+        <w:rPr>
+          <w:lang w:val="en-US"/>
+        </w:rPr>
+      </w:pPr>
+      <w:r>
+        <w:rPr>
+          <w:lang w:val="en-US"/>
+        </w:rPr>
+        <w:t>A54 — фамилию и имя студента</w:t>
+      </w:r>
+    </w:p>
+    <w:p>
+      <w:pPr>
+        <w:spacing w:after="0"/>
+        <w:rPr>
+          <w:lang w:val="en-US"/>
+        </w:rPr>
+      </w:pPr>
+    </w:p>
+    <w:p>
+      <w:pPr>
+        <w:spacing w:after="0"/>
+        <w:rPr>
+          <w:lang w:val="en-US"/>
+        </w:rPr>
+      </w:pPr>
+    </w:p>
+    <w:p>
+      <w:pPr>
+        <w:spacing w:after="0"/>
+      </w:pPr>
+      <w:r>
+        <w:t xml:space="preserve">Сгенерированная таблица </w:t>
+      </w:r>
+      <w:r>
+        <w:rPr>
+          <w:lang w:val="en-US"/>
+        </w:rPr>
+        <w:t>Excel</w:t>
+      </w:r>
+      <w:r>
         <w:t>:</w:t>
       </w:r>
     </w:p>
@@ -2590,11 +3430,15 @@
         <w:spacing w:after="0"/>
       </w:pPr>
       <w:r>
+        <w:rPr>
+          <w:noProof/>
+          <w:lang w:val="en-US"/>
+        </w:rPr>
         <w:drawing>
-          <wp:inline distT="0" distB="0" distL="0" distR="0" wp14:anchorId="5CEEF09F" wp14:editId="69F3F7FA">
+          <wp:inline distT="0" distB="0" distL="0" distR="0" wp14:anchorId="655EE568" wp14:editId="7B93538D">
             <wp:extent cx="5940425" cy="3192780"/>
             <wp:effectExtent l="0" t="0" r="3175" b="7620"/>
-            <wp:docPr id="36" name="Picture 36"/>
+            <wp:docPr id="32" name="Picture 32"/>
             <wp:cNvGraphicFramePr>
               <a:graphicFrameLocks xmlns:a="http://schemas.openxmlformats.org/drawingml/2006/main" noChangeAspect="1"/>
             </wp:cNvGraphicFramePr>
@@ -2628,19 +3472,20 @@
       </w:r>
     </w:p>
     <w:p>
-      <w:pPr>
-        <w:spacing w:after="0"/>
-      </w:pPr>
-    </w:p>
-    <w:p>
-      <w:pPr>
-        <w:spacing w:after="0"/>
-        <w:rPr>
-          <w:lang w:val="en-US"/>
-        </w:rPr>
-      </w:pPr>
-      <w:r>
-        <w:t>Результирующая таблица</w:t>
+      <w:r>
+        <w:br w:type="page"/>
+      </w:r>
+    </w:p>
+    <w:p>
+      <w:pPr>
+        <w:spacing w:after="0"/>
+        <w:rPr>
+          <w:lang w:val="en-US"/>
+        </w:rPr>
+      </w:pPr>
+      <w:r>
+        <w:lastRenderedPageBreak/>
+        <w:t>Основной процесс</w:t>
       </w:r>
       <w:r>
         <w:rPr>
@@ -2655,10 +3500,10 @@
       </w:pPr>
       <w:r>
         <w:drawing>
-          <wp:inline distT="0" distB="0" distL="0" distR="0" wp14:anchorId="3FC0CC1A" wp14:editId="6B75F033">
-            <wp:extent cx="5940425" cy="3192780"/>
-            <wp:effectExtent l="0" t="0" r="3175" b="7620"/>
-            <wp:docPr id="35" name="Picture 35"/>
+          <wp:inline distT="0" distB="0" distL="0" distR="0" wp14:anchorId="35CE0A0F" wp14:editId="049BA3E7">
+            <wp:extent cx="5940425" cy="3341370"/>
+            <wp:effectExtent l="0" t="0" r="3175" b="0"/>
+            <wp:docPr id="3" name="Picture 3"/>
             <wp:cNvGraphicFramePr>
               <a:graphicFrameLocks xmlns:a="http://schemas.openxmlformats.org/drawingml/2006/main" noChangeAspect="1"/>
             </wp:cNvGraphicFramePr>
@@ -2678,6 +3523,74 @@
                   <pic:spPr>
                     <a:xfrm>
                       <a:off x="0" y="0"/>
+                      <a:ext cx="5940425" cy="3341370"/>
+                    </a:xfrm>
+                    <a:prstGeom prst="rect">
+                      <a:avLst/>
+                    </a:prstGeom>
+                  </pic:spPr>
+                </pic:pic>
+              </a:graphicData>
+            </a:graphic>
+          </wp:inline>
+        </w:drawing>
+      </w:r>
+    </w:p>
+    <w:p>
+      <w:pPr>
+        <w:spacing w:after="0"/>
+      </w:pPr>
+    </w:p>
+    <w:p>
+      <w:pPr>
+        <w:spacing w:after="0"/>
+        <w:rPr>
+          <w:lang w:val="en-US"/>
+        </w:rPr>
+      </w:pPr>
+      <w:r>
+        <w:t>Результирующая таблица</w:t>
+      </w:r>
+      <w:r>
+        <w:rPr>
+          <w:lang w:val="en-US"/>
+        </w:rPr>
+        <w:t>:</w:t>
+      </w:r>
+    </w:p>
+    <w:p>
+      <w:pPr>
+        <w:spacing w:after="0"/>
+        <w:rPr>
+          <w:lang w:val="en-US"/>
+        </w:rPr>
+      </w:pPr>
+      <w:r>
+        <w:lastRenderedPageBreak/>
+        <w:drawing>
+          <wp:inline distT="0" distB="0" distL="0" distR="0" wp14:anchorId="61A4E020" wp14:editId="6361116E">
+            <wp:extent cx="5940425" cy="3192780"/>
+            <wp:effectExtent l="0" t="0" r="3175" b="7620"/>
+            <wp:docPr id="6" name="Picture 6"/>
+            <wp:cNvGraphicFramePr>
+              <a:graphicFrameLocks xmlns:a="http://schemas.openxmlformats.org/drawingml/2006/main" noChangeAspect="1"/>
+            </wp:cNvGraphicFramePr>
+            <a:graphic xmlns:a="http://schemas.openxmlformats.org/drawingml/2006/main">
+              <a:graphicData uri="http://schemas.openxmlformats.org/drawingml/2006/picture">
+                <pic:pic xmlns:pic="http://schemas.openxmlformats.org/drawingml/2006/picture">
+                  <pic:nvPicPr>
+                    <pic:cNvPr id="1" name=""/>
+                    <pic:cNvPicPr/>
+                  </pic:nvPicPr>
+                  <pic:blipFill>
+                    <a:blip r:embed="rId28"/>
+                    <a:stretch>
+                      <a:fillRect/>
+                    </a:stretch>
+                  </pic:blipFill>
+                  <pic:spPr>
+                    <a:xfrm>
+                      <a:off x="0" y="0"/>
                       <a:ext cx="5940425" cy="3192780"/>
                     </a:xfrm>
                     <a:prstGeom prst="rect">
@@ -2690,6 +3603,46 @@
           </wp:inline>
         </w:drawing>
       </w:r>
+      <w:r>
+        <w:rPr>
+          <w:lang w:val="en-US"/>
+        </w:rPr>
+        <w:drawing>
+          <wp:inline distT="0" distB="0" distL="0" distR="0" wp14:anchorId="5DD24302" wp14:editId="46C46F52">
+            <wp:extent cx="5940425" cy="3192780"/>
+            <wp:effectExtent l="0" t="0" r="3175" b="7620"/>
+            <wp:docPr id="7" name="Picture 7"/>
+            <wp:cNvGraphicFramePr>
+              <a:graphicFrameLocks xmlns:a="http://schemas.openxmlformats.org/drawingml/2006/main" noChangeAspect="1"/>
+            </wp:cNvGraphicFramePr>
+            <a:graphic xmlns:a="http://schemas.openxmlformats.org/drawingml/2006/main">
+              <a:graphicData uri="http://schemas.openxmlformats.org/drawingml/2006/picture">
+                <pic:pic xmlns:pic="http://schemas.openxmlformats.org/drawingml/2006/picture">
+                  <pic:nvPicPr>
+                    <pic:cNvPr id="1" name=""/>
+                    <pic:cNvPicPr/>
+                  </pic:nvPicPr>
+                  <pic:blipFill>
+                    <a:blip r:embed="rId29"/>
+                    <a:stretch>
+                      <a:fillRect/>
+                    </a:stretch>
+                  </pic:blipFill>
+                  <pic:spPr>
+                    <a:xfrm>
+                      <a:off x="0" y="0"/>
+                      <a:ext cx="5940425" cy="3192780"/>
+                    </a:xfrm>
+                    <a:prstGeom prst="rect">
+                      <a:avLst/>
+                    </a:prstGeom>
+                  </pic:spPr>
+                </pic:pic>
+              </a:graphicData>
+            </a:graphic>
+          </wp:inline>
+        </w:drawing>
+      </w:r>
     </w:p>
     <w:sectPr>
       <w:pgSz w:w="11906" w:h="16838"/>
@@ -2699,6 +3652,255 @@
     </w:sectPr>
   </w:body>
 </w:document>
+</file>
+
+<file path=word/numbering.xml><?xml version="1.0" encoding="utf-8"?>
+<w:numbering xmlns:wpc="http://schemas.microsoft.com/office/word/2010/wordprocessingCanvas" xmlns:cx="http://schemas.microsoft.com/office/drawing/2014/chartex" xmlns:cx1="http://schemas.microsoft.com/office/drawing/2015/9/8/chartex" xmlns:cx2="http://schemas.microsoft.com/office/drawing/2015/10/21/chartex" xmlns:cx3="http://schemas.microsoft.com/office/drawing/2016/5/9/chartex" xmlns:cx4="http://schemas.microsoft.com/office/drawing/2016/5/10/chartex" xmlns:cx5="http://schemas.microsoft.com/office/drawing/2016/5/11/chartex" xmlns:cx6="http://schemas.microsoft.com/office/drawing/2016/5/12/chartex" xmlns:cx7="http://schemas.microsoft.com/office/drawing/2016/5/13/chartex" xmlns:cx8="http://schemas.microsoft.com/office/drawing/2016/5/14/chartex" xmlns:mc="http://schemas.openxmlformats.org/markup-compatibility/2006" xmlns:aink="http://schemas.microsoft.com/office/drawing/2016/ink" xmlns:am3d="http://schemas.microsoft.com/office/drawing/2017/model3d" xmlns:o="urn:schemas-microsoft-com:office:office" xmlns:oel="http://schemas.microsoft.com/office/2019/extlst" xmlns:r="http://schemas.openxmlformats.org/officeDocument/2006/relationships" xmlns:m="http://schemas.openxmlformats.org/officeDocument/2006/math" xmlns:v="urn:schemas-microsoft-com:vml" xmlns:wp14="http://schemas.microsoft.com/office/word/2010/wordprocessingDrawing" xmlns:wp="http://schemas.openxmlformats.org/drawingml/2006/wordprocessingDrawing" xmlns:w10="urn:schemas-microsoft-com:office:word" xmlns:w="http://schemas.openxmlformats.org/wordprocessingml/2006/main" xmlns:w14="http://schemas.microsoft.com/office/word/2010/wordml" xmlns:w15="http://schemas.microsoft.com/office/word/2012/wordml" xmlns:w16cex="http://schemas.microsoft.com/office/word/2018/wordml/cex" xmlns:w16cid="http://schemas.microsoft.com/office/word/2016/wordml/cid" xmlns:w16="http://schemas.microsoft.com/office/word/2018/wordml" xmlns:w16sdtdh="http://schemas.microsoft.com/office/word/2020/wordml/sdtdatahash" xmlns:w16se="http://schemas.microsoft.com/office/word/2015/wordml/symex" xmlns:wpg="http://schemas.microsoft.com/office/word/2010/wordprocessingGroup" xmlns:wpi="http://schemas.microsoft.com/office/word/2010/wordprocessingInk" xmlns:wne="http://schemas.microsoft.com/office/word/2006/wordml" xmlns:wps="http://schemas.microsoft.com/office/word/2010/wordprocessingShape" mc:Ignorable="w14 w15 w16se w16cid w16 w16cex w16sdtdh wp14">
+  <w:abstractNum w:abstractNumId="0" w15:restartNumberingAfterBreak="0">
+    <w:nsid w:val="07AD1CFF"/>
+    <w:multiLevelType w:val="multilevel"/>
+    <w:tmpl w:val="4DDAF20A"/>
+    <w:lvl w:ilvl="0">
+      <w:start w:val="1"/>
+      <w:numFmt w:val="decimal"/>
+      <w:lvlText w:val="%1."/>
+      <w:lvlJc w:val="left"/>
+      <w:pPr>
+        <w:tabs>
+          <w:tab w:val="num" w:pos="720"/>
+        </w:tabs>
+        <w:ind w:left="720" w:hanging="360"/>
+      </w:pPr>
+    </w:lvl>
+    <w:lvl w:ilvl="1">
+      <w:start w:val="1"/>
+      <w:numFmt w:val="bullet"/>
+      <w:lvlText w:val="o"/>
+      <w:lvlJc w:val="left"/>
+      <w:pPr>
+        <w:tabs>
+          <w:tab w:val="num" w:pos="1440"/>
+        </w:tabs>
+        <w:ind w:left="1440" w:hanging="360"/>
+      </w:pPr>
+      <w:rPr>
+        <w:rFonts w:ascii="Courier New" w:hAnsi="Courier New" w:hint="default"/>
+        <w:sz w:val="20"/>
+      </w:rPr>
+    </w:lvl>
+    <w:lvl w:ilvl="2" w:tentative="1">
+      <w:start w:val="1"/>
+      <w:numFmt w:val="decimal"/>
+      <w:lvlText w:val="%3."/>
+      <w:lvlJc w:val="left"/>
+      <w:pPr>
+        <w:tabs>
+          <w:tab w:val="num" w:pos="2160"/>
+        </w:tabs>
+        <w:ind w:left="2160" w:hanging="360"/>
+      </w:pPr>
+    </w:lvl>
+    <w:lvl w:ilvl="3" w:tentative="1">
+      <w:start w:val="1"/>
+      <w:numFmt w:val="decimal"/>
+      <w:lvlText w:val="%4."/>
+      <w:lvlJc w:val="left"/>
+      <w:pPr>
+        <w:tabs>
+          <w:tab w:val="num" w:pos="2880"/>
+        </w:tabs>
+        <w:ind w:left="2880" w:hanging="360"/>
+      </w:pPr>
+    </w:lvl>
+    <w:lvl w:ilvl="4" w:tentative="1">
+      <w:start w:val="1"/>
+      <w:numFmt w:val="decimal"/>
+      <w:lvlText w:val="%5."/>
+      <w:lvlJc w:val="left"/>
+      <w:pPr>
+        <w:tabs>
+          <w:tab w:val="num" w:pos="3600"/>
+        </w:tabs>
+        <w:ind w:left="3600" w:hanging="360"/>
+      </w:pPr>
+    </w:lvl>
+    <w:lvl w:ilvl="5" w:tentative="1">
+      <w:start w:val="1"/>
+      <w:numFmt w:val="decimal"/>
+      <w:lvlText w:val="%6."/>
+      <w:lvlJc w:val="left"/>
+      <w:pPr>
+        <w:tabs>
+          <w:tab w:val="num" w:pos="4320"/>
+        </w:tabs>
+        <w:ind w:left="4320" w:hanging="360"/>
+      </w:pPr>
+    </w:lvl>
+    <w:lvl w:ilvl="6" w:tentative="1">
+      <w:start w:val="1"/>
+      <w:numFmt w:val="decimal"/>
+      <w:lvlText w:val="%7."/>
+      <w:lvlJc w:val="left"/>
+      <w:pPr>
+        <w:tabs>
+          <w:tab w:val="num" w:pos="5040"/>
+        </w:tabs>
+        <w:ind w:left="5040" w:hanging="360"/>
+      </w:pPr>
+    </w:lvl>
+    <w:lvl w:ilvl="7" w:tentative="1">
+      <w:start w:val="1"/>
+      <w:numFmt w:val="decimal"/>
+      <w:lvlText w:val="%8."/>
+      <w:lvlJc w:val="left"/>
+      <w:pPr>
+        <w:tabs>
+          <w:tab w:val="num" w:pos="5760"/>
+        </w:tabs>
+        <w:ind w:left="5760" w:hanging="360"/>
+      </w:pPr>
+    </w:lvl>
+    <w:lvl w:ilvl="8" w:tentative="1">
+      <w:start w:val="1"/>
+      <w:numFmt w:val="decimal"/>
+      <w:lvlText w:val="%9."/>
+      <w:lvlJc w:val="left"/>
+      <w:pPr>
+        <w:tabs>
+          <w:tab w:val="num" w:pos="6480"/>
+        </w:tabs>
+        <w:ind w:left="6480" w:hanging="360"/>
+      </w:pPr>
+    </w:lvl>
+  </w:abstractNum>
+  <w:abstractNum w:abstractNumId="1" w15:restartNumberingAfterBreak="0">
+    <w:nsid w:val="47651EEE"/>
+    <w:multiLevelType w:val="multilevel"/>
+    <w:tmpl w:val="76E0F1A4"/>
+    <w:lvl w:ilvl="0">
+      <w:start w:val="1"/>
+      <w:numFmt w:val="decimal"/>
+      <w:lvlText w:val="%1."/>
+      <w:lvlJc w:val="left"/>
+      <w:pPr>
+        <w:tabs>
+          <w:tab w:val="num" w:pos="720"/>
+        </w:tabs>
+        <w:ind w:left="720" w:hanging="360"/>
+      </w:pPr>
+    </w:lvl>
+    <w:lvl w:ilvl="1">
+      <w:start w:val="1"/>
+      <w:numFmt w:val="bullet"/>
+      <w:lvlText w:val="o"/>
+      <w:lvlJc w:val="left"/>
+      <w:pPr>
+        <w:tabs>
+          <w:tab w:val="num" w:pos="1440"/>
+        </w:tabs>
+        <w:ind w:left="1440" w:hanging="360"/>
+      </w:pPr>
+      <w:rPr>
+        <w:rFonts w:ascii="Courier New" w:hAnsi="Courier New" w:hint="default"/>
+        <w:sz w:val="20"/>
+      </w:rPr>
+    </w:lvl>
+    <w:lvl w:ilvl="2">
+      <w:start w:val="1"/>
+      <w:numFmt w:val="bullet"/>
+      <w:lvlText w:val=""/>
+      <w:lvlJc w:val="left"/>
+      <w:pPr>
+        <w:tabs>
+          <w:tab w:val="num" w:pos="2160"/>
+        </w:tabs>
+        <w:ind w:left="2160" w:hanging="360"/>
+      </w:pPr>
+      <w:rPr>
+        <w:rFonts w:ascii="Wingdings" w:hAnsi="Wingdings" w:hint="default"/>
+        <w:sz w:val="20"/>
+      </w:rPr>
+    </w:lvl>
+    <w:lvl w:ilvl="3" w:tentative="1">
+      <w:start w:val="1"/>
+      <w:numFmt w:val="decimal"/>
+      <w:lvlText w:val="%4."/>
+      <w:lvlJc w:val="left"/>
+      <w:pPr>
+        <w:tabs>
+          <w:tab w:val="num" w:pos="2880"/>
+        </w:tabs>
+        <w:ind w:left="2880" w:hanging="360"/>
+      </w:pPr>
+    </w:lvl>
+    <w:lvl w:ilvl="4" w:tentative="1">
+      <w:start w:val="1"/>
+      <w:numFmt w:val="decimal"/>
+      <w:lvlText w:val="%5."/>
+      <w:lvlJc w:val="left"/>
+      <w:pPr>
+        <w:tabs>
+          <w:tab w:val="num" w:pos="3600"/>
+        </w:tabs>
+        <w:ind w:left="3600" w:hanging="360"/>
+      </w:pPr>
+    </w:lvl>
+    <w:lvl w:ilvl="5" w:tentative="1">
+      <w:start w:val="1"/>
+      <w:numFmt w:val="decimal"/>
+      <w:lvlText w:val="%6."/>
+      <w:lvlJc w:val="left"/>
+      <w:pPr>
+        <w:tabs>
+          <w:tab w:val="num" w:pos="4320"/>
+        </w:tabs>
+        <w:ind w:left="4320" w:hanging="360"/>
+      </w:pPr>
+    </w:lvl>
+    <w:lvl w:ilvl="6" w:tentative="1">
+      <w:start w:val="1"/>
+      <w:numFmt w:val="decimal"/>
+      <w:lvlText w:val="%7."/>
+      <w:lvlJc w:val="left"/>
+      <w:pPr>
+        <w:tabs>
+          <w:tab w:val="num" w:pos="5040"/>
+        </w:tabs>
+        <w:ind w:left="5040" w:hanging="360"/>
+      </w:pPr>
+    </w:lvl>
+    <w:lvl w:ilvl="7" w:tentative="1">
+      <w:start w:val="1"/>
+      <w:numFmt w:val="decimal"/>
+      <w:lvlText w:val="%8."/>
+      <w:lvlJc w:val="left"/>
+      <w:pPr>
+        <w:tabs>
+          <w:tab w:val="num" w:pos="5760"/>
+        </w:tabs>
+        <w:ind w:left="5760" w:hanging="360"/>
+      </w:pPr>
+    </w:lvl>
+    <w:lvl w:ilvl="8" w:tentative="1">
+      <w:start w:val="1"/>
+      <w:numFmt w:val="decimal"/>
+      <w:lvlText w:val="%9."/>
+      <w:lvlJc w:val="left"/>
+      <w:pPr>
+        <w:tabs>
+          <w:tab w:val="num" w:pos="6480"/>
+        </w:tabs>
+        <w:ind w:left="6480" w:hanging="360"/>
+      </w:pPr>
+    </w:lvl>
+  </w:abstractNum>
+  <w:num w:numId="1" w16cid:durableId="235747210">
+    <w:abstractNumId w:val="0"/>
+  </w:num>
+  <w:num w:numId="2" w16cid:durableId="1622609213">
+    <w:abstractNumId w:val="1"/>
+  </w:num>
+</w:numbering>
 </file>
 
 <file path=word/styles.xml><?xml version="1.0" encoding="utf-8"?>
@@ -3104,7 +4306,6 @@
   <w:style w:type="character" w:default="1" w:styleId="DefaultParagraphFont">
     <w:name w:val="Default Paragraph Font"/>
     <w:uiPriority w:val="1"/>
-    <w:semiHidden/>
     <w:unhideWhenUsed/>
   </w:style>
   <w:style w:type="table" w:default="1" w:styleId="TableNormal">
